--- a/docs/lead-manual.docx
+++ b/docs/lead-manual.docx
@@ -43,8 +43,8 @@
         <w:rPr>
           <w:rFonts w:ascii="TH SarabunPSK" w:hAnsi="TH SarabunPSK" w:cs="TH SarabunPSK" w:hint="cs"/>
           <w:color w:val="auto"/>
-          <w:sz w:val="32"/>
-          <w:szCs w:val="32"/>
+          <w:sz w:val="16"/>
+          <w:szCs w:val="16"/>
         </w:rPr>
       </w:pPr>
     </w:p>
@@ -426,7 +426,7 @@
     <w:p>
       <w:pPr>
         <w:pStyle w:val="Heading1"/>
-        <w:spacing w:after="0"/>
+        <w:spacing w:before="0" w:after="0"/>
         <w:rPr>
           <w:rFonts w:ascii="TH SarabunPSK" w:hAnsi="TH SarabunPSK" w:cs="TH SarabunPSK" w:hint="cs"/>
           <w:color w:val="auto"/>
@@ -799,18 +799,20 @@
     </w:p>
     <w:p>
       <w:pPr>
-        <w:pStyle w:val="Heading1"/>
-        <w:spacing w:after="0"/>
-        <w:rPr>
-          <w:rFonts w:ascii="TH SarabunPSK" w:hAnsi="TH SarabunPSK" w:cs="TH SarabunPSK" w:hint="cs"/>
-          <w:color w:val="auto"/>
+        <w:rPr>
+          <w:rFonts w:ascii="TH SarabunPSK" w:hAnsi="TH SarabunPSK" w:cs="TH SarabunPSK" w:hint="cs"/>
+          <w:b/>
+          <w:bCs/>
+          <w:sz w:val="32"/>
           <w:szCs w:val="32"/>
         </w:rPr>
       </w:pPr>
       <w:r>
         <w:rPr>
           <w:rFonts w:ascii="TH SarabunPSK" w:hAnsi="TH SarabunPSK" w:cs="TH SarabunPSK" w:hint="cs"/>
-          <w:color w:val="auto"/>
+          <w:b/>
+          <w:bCs/>
+          <w:sz w:val="32"/>
           <w:szCs w:val="32"/>
         </w:rPr>
         <w:t xml:space="preserve">2. </w:t>
@@ -819,7 +821,9 @@
       <w:r>
         <w:rPr>
           <w:rFonts w:ascii="TH SarabunPSK" w:hAnsi="TH SarabunPSK" w:cs="TH SarabunPSK" w:hint="cs"/>
-          <w:color w:val="auto"/>
+          <w:b/>
+          <w:bCs/>
+          <w:sz w:val="32"/>
           <w:szCs w:val="32"/>
         </w:rPr>
         <w:t>ภาพรวมหน้าจอ</w:t>
@@ -1338,7 +1342,7 @@
     <w:p>
       <w:pPr>
         <w:pStyle w:val="Heading1"/>
-        <w:spacing w:after="0"/>
+        <w:spacing w:before="0" w:after="0"/>
         <w:rPr>
           <w:rFonts w:ascii="TH SarabunPSK" w:hAnsi="TH SarabunPSK" w:cs="TH SarabunPSK" w:hint="cs"/>
           <w:color w:val="auto"/>
@@ -1609,7 +1613,6 @@
           <w:sz w:val="28"/>
           <w:szCs w:val="28"/>
         </w:rPr>
-        <w:lastRenderedPageBreak/>
         <w:t>ใช้ตัวกรองเวลา</w:t>
       </w:r>
       <w:proofErr w:type="spellEnd"/>
@@ -1764,7 +1767,7 @@
     <w:p>
       <w:pPr>
         <w:pStyle w:val="Heading1"/>
-        <w:spacing w:after="0"/>
+        <w:spacing w:before="0" w:after="0"/>
         <w:rPr>
           <w:rFonts w:ascii="TH SarabunPSK" w:hAnsi="TH SarabunPSK" w:cs="TH SarabunPSK" w:hint="cs"/>
           <w:color w:val="auto"/>
@@ -1777,6 +1780,7 @@
           <w:color w:val="auto"/>
           <w:szCs w:val="32"/>
         </w:rPr>
+        <w:lastRenderedPageBreak/>
         <w:t xml:space="preserve">4. </w:t>
       </w:r>
       <w:proofErr w:type="spellStart"/>
@@ -2233,7 +2237,7 @@
     <w:p>
       <w:pPr>
         <w:pStyle w:val="Heading1"/>
-        <w:spacing w:after="0"/>
+        <w:spacing w:before="0" w:after="0"/>
         <w:rPr>
           <w:rFonts w:ascii="TH SarabunPSK" w:hAnsi="TH SarabunPSK" w:cs="TH SarabunPSK" w:hint="cs"/>
           <w:color w:val="auto"/>
@@ -2610,7 +2614,7 @@
     <w:p>
       <w:pPr>
         <w:pStyle w:val="Heading1"/>
-        <w:spacing w:after="0"/>
+        <w:spacing w:before="0" w:after="0"/>
         <w:rPr>
           <w:rFonts w:ascii="TH SarabunPSK" w:hAnsi="TH SarabunPSK" w:cs="TH SarabunPSK" w:hint="cs"/>
           <w:color w:val="auto"/>
@@ -2836,7 +2840,7 @@
     <w:p>
       <w:pPr>
         <w:pStyle w:val="Heading1"/>
-        <w:spacing w:after="0"/>
+        <w:spacing w:before="0" w:after="0"/>
         <w:rPr>
           <w:rFonts w:ascii="TH SarabunPSK" w:hAnsi="TH SarabunPSK" w:cs="TH SarabunPSK" w:hint="cs"/>
           <w:color w:val="auto"/>
@@ -2959,7 +2963,6 @@
           <w:sz w:val="28"/>
           <w:szCs w:val="28"/>
         </w:rPr>
-        <w:lastRenderedPageBreak/>
         <w:t>กรอกหมายเหตุให้ชัดเจนเพื่อให้พนักงานเข้าใจเหตุผล</w:t>
       </w:r>
       <w:proofErr w:type="spellEnd"/>
@@ -2973,7 +2976,7 @@
         </w:numPr>
         <w:spacing w:after="0"/>
         <w:rPr>
-          <w:rFonts w:ascii="TH SarabunPSK" w:hAnsi="TH SarabunPSK" w:cs="TH SarabunPSK" w:hint="cs"/>
+          <w:rFonts w:ascii="TH SarabunPSK" w:hAnsi="TH SarabunPSK" w:cs="TH SarabunPSK"/>
           <w:color w:val="auto"/>
           <w:sz w:val="28"/>
           <w:szCs w:val="28"/>
@@ -2991,189 +2994,34 @@
       </w:r>
       <w:proofErr w:type="spellEnd"/>
     </w:p>
-    <w:tbl>
-      <w:tblPr>
-        <w:tblW w:w="9360" w:type="dxa"/>
-        <w:tblInd w:w="120" w:type="dxa"/>
-        <w:tblBorders>
-          <w:top w:val="single" w:sz="4" w:space="0" w:color="CBD5E1"/>
-          <w:left w:val="single" w:sz="4" w:space="0" w:color="CBD5E1"/>
-          <w:bottom w:val="single" w:sz="4" w:space="0" w:color="CBD5E1"/>
-          <w:right w:val="single" w:sz="4" w:space="0" w:color="CBD5E1"/>
-        </w:tblBorders>
-        <w:tblCellMar>
-          <w:top w:w="160" w:type="dxa"/>
-          <w:left w:w="180" w:type="dxa"/>
-          <w:bottom w:w="160" w:type="dxa"/>
-          <w:right w:w="180" w:type="dxa"/>
-        </w:tblCellMar>
-        <w:tblLook w:val="0000" w:firstRow="0" w:lastRow="0" w:firstColumn="0" w:lastColumn="0" w:noHBand="0" w:noVBand="0"/>
-      </w:tblPr>
-      <w:tblGrid>
-        <w:gridCol w:w="9360"/>
-      </w:tblGrid>
-      <w:tr>
-        <w:tc>
-          <w:tcPr>
-            <w:tcW w:w="9360" w:type="dxa"/>
-            <w:shd w:val="clear" w:color="auto" w:fill="F4F6F9"/>
-          </w:tcPr>
-          <w:p>
-            <w:pPr>
-              <w:pStyle w:val="CalloutTitle"/>
-              <w:spacing w:after="0"/>
-              <w:rPr>
-                <w:rFonts w:ascii="TH SarabunPSK" w:hAnsi="TH SarabunPSK" w:cs="TH SarabunPSK" w:hint="cs"/>
-                <w:color w:val="auto"/>
-                <w:sz w:val="28"/>
-                <w:szCs w:val="28"/>
-              </w:rPr>
-            </w:pPr>
-            <w:proofErr w:type="spellStart"/>
-            <w:r>
-              <w:rPr>
-                <w:rFonts w:ascii="TH SarabunPSK" w:hAnsi="TH SarabunPSK" w:cs="TH SarabunPSK" w:hint="cs"/>
-                <w:color w:val="auto"/>
-                <w:sz w:val="28"/>
-                <w:szCs w:val="28"/>
-              </w:rPr>
-              <w:t>แนวทางการใส่หมายเหตุ</w:t>
-            </w:r>
-            <w:proofErr w:type="spellEnd"/>
-          </w:p>
-          <w:p>
-            <w:pPr>
-              <w:pStyle w:val="CalloutBody"/>
-              <w:spacing w:after="0"/>
-              <w:rPr>
-                <w:rFonts w:ascii="TH SarabunPSK" w:hAnsi="TH SarabunPSK" w:cs="TH SarabunPSK" w:hint="cs"/>
-                <w:color w:val="auto"/>
-                <w:sz w:val="28"/>
-                <w:szCs w:val="28"/>
-              </w:rPr>
-            </w:pPr>
-            <w:proofErr w:type="spellStart"/>
-            <w:r>
-              <w:rPr>
-                <w:rFonts w:ascii="TH SarabunPSK" w:hAnsi="TH SarabunPSK" w:cs="TH SarabunPSK" w:hint="cs"/>
-                <w:color w:val="auto"/>
-                <w:sz w:val="28"/>
-                <w:szCs w:val="28"/>
-              </w:rPr>
-              <w:t>ระบุเหตุผลตรงประเด็น</w:t>
-            </w:r>
-            <w:proofErr w:type="spellEnd"/>
-            <w:r>
-              <w:rPr>
-                <w:rFonts w:ascii="TH SarabunPSK" w:hAnsi="TH SarabunPSK" w:cs="TH SarabunPSK" w:hint="cs"/>
-                <w:color w:val="auto"/>
-                <w:sz w:val="28"/>
-                <w:szCs w:val="28"/>
-              </w:rPr>
-              <w:t xml:space="preserve"> </w:t>
-            </w:r>
-            <w:proofErr w:type="spellStart"/>
-            <w:r>
-              <w:rPr>
-                <w:rFonts w:ascii="TH SarabunPSK" w:hAnsi="TH SarabunPSK" w:cs="TH SarabunPSK" w:hint="cs"/>
-                <w:color w:val="auto"/>
-                <w:sz w:val="28"/>
-                <w:szCs w:val="28"/>
-              </w:rPr>
-              <w:t>เช่น</w:t>
-            </w:r>
-            <w:proofErr w:type="spellEnd"/>
-            <w:r>
-              <w:rPr>
-                <w:rFonts w:ascii="TH SarabunPSK" w:hAnsi="TH SarabunPSK" w:cs="TH SarabunPSK" w:hint="cs"/>
-                <w:color w:val="auto"/>
-                <w:sz w:val="28"/>
-                <w:szCs w:val="28"/>
-              </w:rPr>
-              <w:t xml:space="preserve"> </w:t>
-            </w:r>
-            <w:proofErr w:type="spellStart"/>
-            <w:r>
-              <w:rPr>
-                <w:rFonts w:ascii="TH SarabunPSK" w:hAnsi="TH SarabunPSK" w:cs="TH SarabunPSK" w:hint="cs"/>
-                <w:color w:val="auto"/>
-                <w:sz w:val="28"/>
-                <w:szCs w:val="28"/>
-              </w:rPr>
-              <w:t>ข้อมูลไม่ครบ</w:t>
-            </w:r>
-            <w:proofErr w:type="spellEnd"/>
-            <w:r>
-              <w:rPr>
-                <w:rFonts w:ascii="TH SarabunPSK" w:hAnsi="TH SarabunPSK" w:cs="TH SarabunPSK" w:hint="cs"/>
-                <w:color w:val="auto"/>
-                <w:sz w:val="28"/>
-                <w:szCs w:val="28"/>
-              </w:rPr>
-              <w:t xml:space="preserve">, </w:t>
-            </w:r>
-            <w:proofErr w:type="spellStart"/>
-            <w:r>
-              <w:rPr>
-                <w:rFonts w:ascii="TH SarabunPSK" w:hAnsi="TH SarabunPSK" w:cs="TH SarabunPSK" w:hint="cs"/>
-                <w:color w:val="auto"/>
-                <w:sz w:val="28"/>
-                <w:szCs w:val="28"/>
-              </w:rPr>
-              <w:t>วันไม่ถูกต้อง</w:t>
-            </w:r>
-            <w:proofErr w:type="spellEnd"/>
-            <w:r>
-              <w:rPr>
-                <w:rFonts w:ascii="TH SarabunPSK" w:hAnsi="TH SarabunPSK" w:cs="TH SarabunPSK" w:hint="cs"/>
-                <w:color w:val="auto"/>
-                <w:sz w:val="28"/>
-                <w:szCs w:val="28"/>
-              </w:rPr>
-              <w:t xml:space="preserve">, </w:t>
-            </w:r>
-            <w:proofErr w:type="spellStart"/>
-            <w:r>
-              <w:rPr>
-                <w:rFonts w:ascii="TH SarabunPSK" w:hAnsi="TH SarabunPSK" w:cs="TH SarabunPSK" w:hint="cs"/>
-                <w:color w:val="auto"/>
-                <w:sz w:val="28"/>
-                <w:szCs w:val="28"/>
-              </w:rPr>
-              <w:t>เอกสารประกอบไม่พอ</w:t>
-            </w:r>
-            <w:proofErr w:type="spellEnd"/>
-          </w:p>
-          <w:p>
-            <w:pPr>
-              <w:pStyle w:val="CalloutBody"/>
-              <w:spacing w:after="0"/>
-              <w:rPr>
-                <w:rFonts w:ascii="TH SarabunPSK" w:hAnsi="TH SarabunPSK" w:cs="TH SarabunPSK" w:hint="cs"/>
-                <w:color w:val="auto"/>
-                <w:sz w:val="28"/>
-                <w:szCs w:val="28"/>
-              </w:rPr>
-            </w:pPr>
-            <w:proofErr w:type="spellStart"/>
-            <w:r>
-              <w:rPr>
-                <w:rFonts w:ascii="TH SarabunPSK" w:hAnsi="TH SarabunPSK" w:cs="TH SarabunPSK" w:hint="cs"/>
-                <w:color w:val="auto"/>
-                <w:sz w:val="28"/>
-                <w:szCs w:val="28"/>
-              </w:rPr>
-              <w:t>หลีกเลี่ยงข้อความสั้นเกินไปที่ผู้ขอไม่สามารถแก้ไขต่อได้</w:t>
-            </w:r>
-            <w:proofErr w:type="spellEnd"/>
-          </w:p>
-        </w:tc>
-      </w:tr>
-    </w:tbl>
+    <w:p>
+      <w:pPr>
+        <w:pStyle w:val="Numbered"/>
+        <w:spacing w:after="0"/>
+        <w:ind w:left="540"/>
+        <w:rPr>
+          <w:rFonts w:ascii="TH SarabunPSK" w:hAnsi="TH SarabunPSK" w:cs="TH SarabunPSK"/>
+          <w:color w:val="auto"/>
+          <w:szCs w:val="22"/>
+        </w:rPr>
+      </w:pPr>
+    </w:p>
+    <w:p>
+      <w:pPr>
+        <w:pStyle w:val="Numbered"/>
+        <w:spacing w:after="0"/>
+        <w:ind w:left="540"/>
+        <w:rPr>
+          <w:rFonts w:ascii="TH SarabunPSK" w:hAnsi="TH SarabunPSK" w:cs="TH SarabunPSK" w:hint="cs"/>
+          <w:color w:val="auto"/>
+          <w:szCs w:val="22"/>
+        </w:rPr>
+      </w:pPr>
+    </w:p>
     <w:p>
       <w:pPr>
         <w:pStyle w:val="Heading1"/>
-        <w:spacing w:after="0"/>
+        <w:spacing w:before="0" w:after="0"/>
         <w:rPr>
           <w:rFonts w:ascii="TH SarabunPSK" w:hAnsi="TH SarabunPSK" w:cs="TH SarabunPSK" w:hint="cs"/>
           <w:color w:val="auto"/>
@@ -3186,6 +3034,7 @@
           <w:color w:val="auto"/>
           <w:szCs w:val="32"/>
         </w:rPr>
+        <w:lastRenderedPageBreak/>
         <w:t xml:space="preserve">8. </w:t>
       </w:r>
       <w:proofErr w:type="spellStart"/>
@@ -3462,7 +3311,7 @@
     <w:p>
       <w:pPr>
         <w:pStyle w:val="Heading1"/>
-        <w:spacing w:after="0"/>
+        <w:spacing w:before="0" w:after="0"/>
         <w:rPr>
           <w:rFonts w:ascii="TH SarabunPSK" w:hAnsi="TH SarabunPSK" w:cs="TH SarabunPSK" w:hint="cs"/>
           <w:color w:val="auto"/>
@@ -3922,7 +3771,7 @@
     <w:p>
       <w:pPr>
         <w:pStyle w:val="Heading1"/>
-        <w:spacing w:after="0"/>
+        <w:spacing w:before="0" w:after="0"/>
         <w:rPr>
           <w:rFonts w:ascii="TH SarabunPSK" w:hAnsi="TH SarabunPSK" w:cs="TH SarabunPSK" w:hint="cs"/>
           <w:color w:val="auto"/>
@@ -4254,7 +4103,6 @@
                 <w:sz w:val="28"/>
                 <w:szCs w:val="28"/>
               </w:rPr>
-              <w:lastRenderedPageBreak/>
               <w:t>ตรวจ</w:t>
             </w:r>
             <w:proofErr w:type="spellEnd"/>

--- a/docs/lead-manual.docx
+++ b/docs/lead-manual.docx
@@ -41,7 +41,7 @@
         <w:spacing w:after="0"/>
         <w:jc w:val="center"/>
         <w:rPr>
-          <w:rFonts w:ascii="TH SarabunPSK" w:hAnsi="TH SarabunPSK" w:cs="TH SarabunPSK" w:hint="cs"/>
+          <w:rFonts w:ascii="TH SarabunPSK" w:hAnsi="TH SarabunPSK" w:cs="TH SarabunPSK"/>
           <w:color w:val="auto"/>
           <w:sz w:val="16"/>
           <w:szCs w:val="16"/>
@@ -54,7 +54,7 @@
         <w:spacing w:after="0"/>
         <w:ind w:firstLine="720"/>
         <w:rPr>
-          <w:rFonts w:ascii="TH SarabunPSK" w:hAnsi="TH SarabunPSK" w:cs="TH SarabunPSK" w:hint="cs"/>
+          <w:rFonts w:ascii="TH SarabunPSK" w:hAnsi="TH SarabunPSK" w:cs="TH SarabunPSK"/>
           <w:color w:val="auto"/>
           <w:sz w:val="28"/>
           <w:szCs w:val="28"/>
@@ -192,243 +192,12 @@
       </w:r>
       <w:proofErr w:type="spellEnd"/>
     </w:p>
-    <w:tbl>
-      <w:tblPr>
-        <w:tblW w:w="9360" w:type="dxa"/>
-        <w:tblInd w:w="120" w:type="dxa"/>
-        <w:tblBorders>
-          <w:top w:val="single" w:sz="4" w:space="0" w:color="CBD5E1"/>
-          <w:left w:val="single" w:sz="4" w:space="0" w:color="CBD5E1"/>
-          <w:bottom w:val="single" w:sz="4" w:space="0" w:color="CBD5E1"/>
-          <w:right w:val="single" w:sz="4" w:space="0" w:color="CBD5E1"/>
-        </w:tblBorders>
-        <w:tblCellMar>
-          <w:top w:w="160" w:type="dxa"/>
-          <w:left w:w="180" w:type="dxa"/>
-          <w:bottom w:w="160" w:type="dxa"/>
-          <w:right w:w="180" w:type="dxa"/>
-        </w:tblCellMar>
-        <w:tblLook w:val="0000" w:firstRow="0" w:lastRow="0" w:firstColumn="0" w:lastColumn="0" w:noHBand="0" w:noVBand="0"/>
-      </w:tblPr>
-      <w:tblGrid>
-        <w:gridCol w:w="9360"/>
-      </w:tblGrid>
-      <w:tr>
-        <w:tc>
-          <w:tcPr>
-            <w:tcW w:w="9360" w:type="dxa"/>
-            <w:shd w:val="clear" w:color="auto" w:fill="F4F6F9"/>
-          </w:tcPr>
-          <w:p>
-            <w:pPr>
-              <w:pStyle w:val="CalloutTitle"/>
-              <w:spacing w:after="0"/>
-              <w:rPr>
-                <w:rFonts w:ascii="TH SarabunPSK" w:hAnsi="TH SarabunPSK" w:cs="TH SarabunPSK" w:hint="cs"/>
-                <w:color w:val="auto"/>
-                <w:sz w:val="28"/>
-                <w:szCs w:val="28"/>
-              </w:rPr>
-            </w:pPr>
-            <w:proofErr w:type="spellStart"/>
-            <w:r>
-              <w:rPr>
-                <w:rFonts w:ascii="TH SarabunPSK" w:hAnsi="TH SarabunPSK" w:cs="TH SarabunPSK" w:hint="cs"/>
-                <w:color w:val="auto"/>
-                <w:sz w:val="28"/>
-                <w:szCs w:val="28"/>
-              </w:rPr>
-              <w:t>ขอบเขตของ</w:t>
-            </w:r>
-            <w:proofErr w:type="spellEnd"/>
-            <w:r>
-              <w:rPr>
-                <w:rFonts w:ascii="TH SarabunPSK" w:hAnsi="TH SarabunPSK" w:cs="TH SarabunPSK" w:hint="cs"/>
-                <w:color w:val="auto"/>
-                <w:sz w:val="28"/>
-                <w:szCs w:val="28"/>
-              </w:rPr>
-              <w:t xml:space="preserve"> Lead</w:t>
-            </w:r>
-          </w:p>
-          <w:p>
-            <w:pPr>
-              <w:pStyle w:val="CalloutBody"/>
-              <w:spacing w:after="0"/>
-              <w:rPr>
-                <w:rFonts w:ascii="TH SarabunPSK" w:hAnsi="TH SarabunPSK" w:cs="TH SarabunPSK" w:hint="cs"/>
-                <w:color w:val="auto"/>
-                <w:sz w:val="28"/>
-                <w:szCs w:val="28"/>
-              </w:rPr>
-            </w:pPr>
-            <w:proofErr w:type="spellStart"/>
-            <w:r>
-              <w:rPr>
-                <w:rFonts w:ascii="TH SarabunPSK" w:hAnsi="TH SarabunPSK" w:cs="TH SarabunPSK" w:hint="cs"/>
-                <w:color w:val="auto"/>
-                <w:sz w:val="28"/>
-                <w:szCs w:val="28"/>
-              </w:rPr>
-              <w:t>เห็นข้อมูลคำขอลาและพนักงานตามทีม</w:t>
-            </w:r>
-            <w:proofErr w:type="spellEnd"/>
-            <w:r>
-              <w:rPr>
-                <w:rFonts w:ascii="TH SarabunPSK" w:hAnsi="TH SarabunPSK" w:cs="TH SarabunPSK" w:hint="cs"/>
-                <w:color w:val="auto"/>
-                <w:sz w:val="28"/>
-                <w:szCs w:val="28"/>
-              </w:rPr>
-              <w:t>/</w:t>
-            </w:r>
-            <w:proofErr w:type="spellStart"/>
-            <w:r>
-              <w:rPr>
-                <w:rFonts w:ascii="TH SarabunPSK" w:hAnsi="TH SarabunPSK" w:cs="TH SarabunPSK" w:hint="cs"/>
-                <w:color w:val="auto"/>
-                <w:sz w:val="28"/>
-                <w:szCs w:val="28"/>
-              </w:rPr>
-              <w:t>แผนกที่อยู่ในความรับผิดชอบ</w:t>
-            </w:r>
-            <w:proofErr w:type="spellEnd"/>
-          </w:p>
-          <w:p>
-            <w:pPr>
-              <w:pStyle w:val="CalloutBody"/>
-              <w:spacing w:after="0"/>
-              <w:rPr>
-                <w:rFonts w:ascii="TH SarabunPSK" w:hAnsi="TH SarabunPSK" w:cs="TH SarabunPSK" w:hint="cs"/>
-                <w:color w:val="auto"/>
-                <w:sz w:val="28"/>
-                <w:szCs w:val="28"/>
-              </w:rPr>
-            </w:pPr>
-            <w:proofErr w:type="spellStart"/>
-            <w:r>
-              <w:rPr>
-                <w:rFonts w:ascii="TH SarabunPSK" w:hAnsi="TH SarabunPSK" w:cs="TH SarabunPSK" w:hint="cs"/>
-                <w:color w:val="auto"/>
-                <w:sz w:val="28"/>
-                <w:szCs w:val="28"/>
-              </w:rPr>
-              <w:t>อนุมัติได้เฉพาะคำขอที่ระบบระบุว่า</w:t>
-            </w:r>
-            <w:proofErr w:type="spellEnd"/>
-            <w:r>
-              <w:rPr>
-                <w:rFonts w:ascii="TH SarabunPSK" w:hAnsi="TH SarabunPSK" w:cs="TH SarabunPSK" w:hint="cs"/>
-                <w:color w:val="auto"/>
-                <w:sz w:val="28"/>
-                <w:szCs w:val="28"/>
-              </w:rPr>
-              <w:t xml:space="preserve"> </w:t>
-            </w:r>
-            <w:proofErr w:type="spellStart"/>
-            <w:r>
-              <w:rPr>
-                <w:rFonts w:ascii="TH SarabunPSK" w:hAnsi="TH SarabunPSK" w:cs="TH SarabunPSK" w:hint="cs"/>
-                <w:color w:val="auto"/>
-                <w:sz w:val="28"/>
-                <w:szCs w:val="28"/>
-              </w:rPr>
-              <w:t>รอคุณอนุมัติ</w:t>
-            </w:r>
-            <w:proofErr w:type="spellEnd"/>
-          </w:p>
-          <w:p>
-            <w:pPr>
-              <w:pStyle w:val="CalloutBody"/>
-              <w:spacing w:after="0"/>
-              <w:rPr>
-                <w:rFonts w:ascii="TH SarabunPSK" w:hAnsi="TH SarabunPSK" w:cs="TH SarabunPSK" w:hint="cs"/>
-                <w:color w:val="auto"/>
-                <w:sz w:val="28"/>
-                <w:szCs w:val="28"/>
-              </w:rPr>
-            </w:pPr>
-            <w:proofErr w:type="spellStart"/>
-            <w:r>
-              <w:rPr>
-                <w:rFonts w:ascii="TH SarabunPSK" w:hAnsi="TH SarabunPSK" w:cs="TH SarabunPSK" w:hint="cs"/>
-                <w:color w:val="auto"/>
-                <w:sz w:val="28"/>
-                <w:szCs w:val="28"/>
-              </w:rPr>
-              <w:t>เลือกสมาชิกเข้า</w:t>
-            </w:r>
-            <w:proofErr w:type="spellEnd"/>
-            <w:r>
-              <w:rPr>
-                <w:rFonts w:ascii="TH SarabunPSK" w:hAnsi="TH SarabunPSK" w:cs="TH SarabunPSK" w:hint="cs"/>
-                <w:color w:val="auto"/>
-                <w:sz w:val="28"/>
-                <w:szCs w:val="28"/>
-              </w:rPr>
-              <w:t xml:space="preserve"> Event </w:t>
-            </w:r>
-            <w:proofErr w:type="spellStart"/>
-            <w:r>
-              <w:rPr>
-                <w:rFonts w:ascii="TH SarabunPSK" w:hAnsi="TH SarabunPSK" w:cs="TH SarabunPSK" w:hint="cs"/>
-                <w:color w:val="auto"/>
-                <w:sz w:val="28"/>
-                <w:szCs w:val="28"/>
-              </w:rPr>
-              <w:t>ได้เมื่อ</w:t>
-            </w:r>
-            <w:proofErr w:type="spellEnd"/>
-            <w:r>
-              <w:rPr>
-                <w:rFonts w:ascii="TH SarabunPSK" w:hAnsi="TH SarabunPSK" w:cs="TH SarabunPSK" w:hint="cs"/>
-                <w:color w:val="auto"/>
-                <w:sz w:val="28"/>
-                <w:szCs w:val="28"/>
-              </w:rPr>
-              <w:t xml:space="preserve"> Lead </w:t>
-            </w:r>
-            <w:proofErr w:type="spellStart"/>
-            <w:r>
-              <w:rPr>
-                <w:rFonts w:ascii="TH SarabunPSK" w:hAnsi="TH SarabunPSK" w:cs="TH SarabunPSK" w:hint="cs"/>
-                <w:color w:val="auto"/>
-                <w:sz w:val="28"/>
-                <w:szCs w:val="28"/>
-              </w:rPr>
-              <w:t>ถูกกำหนดเป็นผู้รับผิดชอบ</w:t>
-            </w:r>
-            <w:proofErr w:type="spellEnd"/>
-            <w:r>
-              <w:rPr>
-                <w:rFonts w:ascii="TH SarabunPSK" w:hAnsi="TH SarabunPSK" w:cs="TH SarabunPSK" w:hint="cs"/>
-                <w:color w:val="auto"/>
-                <w:sz w:val="28"/>
-                <w:szCs w:val="28"/>
-              </w:rPr>
-              <w:t xml:space="preserve"> Event </w:t>
-            </w:r>
-            <w:proofErr w:type="spellStart"/>
-            <w:r>
-              <w:rPr>
-                <w:rFonts w:ascii="TH SarabunPSK" w:hAnsi="TH SarabunPSK" w:cs="TH SarabunPSK" w:hint="cs"/>
-                <w:color w:val="auto"/>
-                <w:sz w:val="28"/>
-                <w:szCs w:val="28"/>
-              </w:rPr>
-              <w:t>นั้น</w:t>
-            </w:r>
-            <w:proofErr w:type="spellEnd"/>
-          </w:p>
-        </w:tc>
-      </w:tr>
-    </w:tbl>
     <w:p>
       <w:pPr>
         <w:pStyle w:val="Heading1"/>
         <w:spacing w:before="0" w:after="0"/>
         <w:rPr>
-          <w:rFonts w:ascii="TH SarabunPSK" w:hAnsi="TH SarabunPSK" w:cs="TH SarabunPSK" w:hint="cs"/>
+          <w:rFonts w:ascii="TH SarabunPSK" w:hAnsi="TH SarabunPSK" w:cs="TH SarabunPSK"/>
           <w:color w:val="auto"/>
           <w:szCs w:val="32"/>
         </w:rPr>
@@ -469,7 +238,7 @@
         </w:numPr>
         <w:spacing w:after="0"/>
         <w:rPr>
-          <w:rFonts w:ascii="TH SarabunPSK" w:hAnsi="TH SarabunPSK" w:cs="TH SarabunPSK" w:hint="cs"/>
+          <w:rFonts w:ascii="TH SarabunPSK" w:hAnsi="TH SarabunPSK" w:cs="TH SarabunPSK"/>
           <w:color w:val="auto"/>
           <w:sz w:val="28"/>
           <w:szCs w:val="28"/>
@@ -496,7 +265,7 @@
         </w:numPr>
         <w:spacing w:after="0"/>
         <w:rPr>
-          <w:rFonts w:ascii="TH SarabunPSK" w:hAnsi="TH SarabunPSK" w:cs="TH SarabunPSK" w:hint="cs"/>
+          <w:rFonts w:ascii="TH SarabunPSK" w:hAnsi="TH SarabunPSK" w:cs="TH SarabunPSK"/>
           <w:color w:val="auto"/>
           <w:sz w:val="28"/>
           <w:szCs w:val="28"/>
@@ -612,7 +381,7 @@
         </w:numPr>
         <w:spacing w:after="0"/>
         <w:rPr>
-          <w:rFonts w:ascii="TH SarabunPSK" w:hAnsi="TH SarabunPSK" w:cs="TH SarabunPSK" w:hint="cs"/>
+          <w:rFonts w:ascii="TH SarabunPSK" w:hAnsi="TH SarabunPSK" w:cs="TH SarabunPSK"/>
           <w:color w:val="auto"/>
           <w:sz w:val="28"/>
           <w:szCs w:val="28"/>
@@ -719,7 +488,7 @@
         </w:numPr>
         <w:spacing w:after="0"/>
         <w:rPr>
-          <w:rFonts w:ascii="TH SarabunPSK" w:hAnsi="TH SarabunPSK" w:cs="TH SarabunPSK" w:hint="cs"/>
+          <w:rFonts w:ascii="TH SarabunPSK" w:hAnsi="TH SarabunPSK" w:cs="TH SarabunPSK"/>
           <w:color w:val="auto"/>
           <w:sz w:val="28"/>
           <w:szCs w:val="28"/>
@@ -800,7 +569,7 @@
     <w:p>
       <w:pPr>
         <w:rPr>
-          <w:rFonts w:ascii="TH SarabunPSK" w:hAnsi="TH SarabunPSK" w:cs="TH SarabunPSK" w:hint="cs"/>
+          <w:rFonts w:ascii="TH SarabunPSK" w:hAnsi="TH SarabunPSK" w:cs="TH SarabunPSK"/>
           <w:b/>
           <w:bCs/>
           <w:sz w:val="32"/>
@@ -859,7 +628,7 @@
             <w:pPr>
               <w:pStyle w:val="TableHeader"/>
               <w:rPr>
-                <w:rFonts w:ascii="TH SarabunPSK" w:hAnsi="TH SarabunPSK" w:cs="TH SarabunPSK" w:hint="cs"/>
+                <w:rFonts w:ascii="TH SarabunPSK" w:hAnsi="TH SarabunPSK" w:cs="TH SarabunPSK"/>
                 <w:color w:val="auto"/>
                 <w:sz w:val="28"/>
                 <w:szCs w:val="28"/>
@@ -888,7 +657,7 @@
             <w:pPr>
               <w:pStyle w:val="TableHeader"/>
               <w:rPr>
-                <w:rFonts w:ascii="TH SarabunPSK" w:hAnsi="TH SarabunPSK" w:cs="TH SarabunPSK" w:hint="cs"/>
+                <w:rFonts w:ascii="TH SarabunPSK" w:hAnsi="TH SarabunPSK" w:cs="TH SarabunPSK"/>
                 <w:color w:val="auto"/>
                 <w:sz w:val="28"/>
                 <w:szCs w:val="28"/>
@@ -918,7 +687,7 @@
             <w:pPr>
               <w:pStyle w:val="TableBody"/>
               <w:rPr>
-                <w:rFonts w:ascii="TH SarabunPSK" w:hAnsi="TH SarabunPSK" w:cs="TH SarabunPSK" w:hint="cs"/>
+                <w:rFonts w:ascii="TH SarabunPSK" w:hAnsi="TH SarabunPSK" w:cs="TH SarabunPSK"/>
                 <w:color w:val="auto"/>
                 <w:sz w:val="28"/>
                 <w:szCs w:val="28"/>
@@ -946,7 +715,7 @@
             <w:pPr>
               <w:pStyle w:val="TableBody"/>
               <w:rPr>
-                <w:rFonts w:ascii="TH SarabunPSK" w:hAnsi="TH SarabunPSK" w:cs="TH SarabunPSK" w:hint="cs"/>
+                <w:rFonts w:ascii="TH SarabunPSK" w:hAnsi="TH SarabunPSK" w:cs="TH SarabunPSK"/>
                 <w:color w:val="auto"/>
                 <w:sz w:val="28"/>
                 <w:szCs w:val="28"/>
@@ -1065,7 +834,7 @@
             <w:pPr>
               <w:pStyle w:val="TableBody"/>
               <w:rPr>
-                <w:rFonts w:ascii="TH SarabunPSK" w:hAnsi="TH SarabunPSK" w:cs="TH SarabunPSK" w:hint="cs"/>
+                <w:rFonts w:ascii="TH SarabunPSK" w:hAnsi="TH SarabunPSK" w:cs="TH SarabunPSK"/>
                 <w:color w:val="auto"/>
                 <w:sz w:val="28"/>
                 <w:szCs w:val="28"/>
@@ -1093,7 +862,7 @@
             <w:pPr>
               <w:pStyle w:val="TableBody"/>
               <w:rPr>
-                <w:rFonts w:ascii="TH SarabunPSK" w:hAnsi="TH SarabunPSK" w:cs="TH SarabunPSK" w:hint="cs"/>
+                <w:rFonts w:ascii="TH SarabunPSK" w:hAnsi="TH SarabunPSK" w:cs="TH SarabunPSK"/>
                 <w:color w:val="auto"/>
                 <w:sz w:val="28"/>
                 <w:szCs w:val="28"/>
@@ -1203,7 +972,7 @@
             <w:pPr>
               <w:pStyle w:val="TableBody"/>
               <w:rPr>
-                <w:rFonts w:ascii="TH SarabunPSK" w:hAnsi="TH SarabunPSK" w:cs="TH SarabunPSK" w:hint="cs"/>
+                <w:rFonts w:ascii="TH SarabunPSK" w:hAnsi="TH SarabunPSK" w:cs="TH SarabunPSK"/>
                 <w:color w:val="auto"/>
                 <w:sz w:val="28"/>
                 <w:szCs w:val="28"/>
@@ -1229,7 +998,7 @@
             <w:pPr>
               <w:pStyle w:val="TableBody"/>
               <w:rPr>
-                <w:rFonts w:ascii="TH SarabunPSK" w:hAnsi="TH SarabunPSK" w:cs="TH SarabunPSK" w:hint="cs"/>
+                <w:rFonts w:ascii="TH SarabunPSK" w:hAnsi="TH SarabunPSK" w:cs="TH SarabunPSK"/>
                 <w:color w:val="auto"/>
                 <w:sz w:val="28"/>
                 <w:szCs w:val="28"/>
@@ -1274,66 +1043,6 @@
                 <w:szCs w:val="28"/>
               </w:rPr>
               <w:t xml:space="preserve"> </w:t>
-            </w:r>
-            <w:proofErr w:type="spellStart"/>
-            <w:r>
-              <w:rPr>
-                <w:rFonts w:ascii="TH SarabunPSK" w:hAnsi="TH SarabunPSK" w:cs="TH SarabunPSK" w:hint="cs"/>
-                <w:color w:val="auto"/>
-                <w:sz w:val="28"/>
-                <w:szCs w:val="28"/>
-              </w:rPr>
-              <w:t>เลือกคนเข้า</w:t>
-            </w:r>
-            <w:proofErr w:type="spellEnd"/>
-            <w:r>
-              <w:rPr>
-                <w:rFonts w:ascii="TH SarabunPSK" w:hAnsi="TH SarabunPSK" w:cs="TH SarabunPSK" w:hint="cs"/>
-                <w:color w:val="auto"/>
-                <w:sz w:val="28"/>
-                <w:szCs w:val="28"/>
-              </w:rPr>
-              <w:t xml:space="preserve"> Event </w:t>
-            </w:r>
-            <w:proofErr w:type="spellStart"/>
-            <w:r>
-              <w:rPr>
-                <w:rFonts w:ascii="TH SarabunPSK" w:hAnsi="TH SarabunPSK" w:cs="TH SarabunPSK" w:hint="cs"/>
-                <w:color w:val="auto"/>
-                <w:sz w:val="28"/>
-                <w:szCs w:val="28"/>
-              </w:rPr>
-              <w:t>และเปิดดูรายละเอียด</w:t>
-            </w:r>
-            <w:proofErr w:type="spellEnd"/>
-            <w:r>
-              <w:rPr>
-                <w:rFonts w:ascii="TH SarabunPSK" w:hAnsi="TH SarabunPSK" w:cs="TH SarabunPSK" w:hint="cs"/>
-                <w:color w:val="auto"/>
-                <w:sz w:val="28"/>
-                <w:szCs w:val="28"/>
-              </w:rPr>
-              <w:t>/</w:t>
-            </w:r>
-            <w:proofErr w:type="spellStart"/>
-            <w:r>
-              <w:rPr>
-                <w:rFonts w:ascii="TH SarabunPSK" w:hAnsi="TH SarabunPSK" w:cs="TH SarabunPSK" w:hint="cs"/>
-                <w:color w:val="auto"/>
-                <w:sz w:val="28"/>
-                <w:szCs w:val="28"/>
-              </w:rPr>
-              <w:t>เวลา</w:t>
-            </w:r>
-            <w:proofErr w:type="spellEnd"/>
-            <w:r>
-              <w:rPr>
-                <w:rFonts w:ascii="TH SarabunPSK" w:hAnsi="TH SarabunPSK" w:cs="TH SarabunPSK" w:hint="cs"/>
-                <w:color w:val="auto"/>
-                <w:sz w:val="28"/>
-                <w:szCs w:val="28"/>
-              </w:rPr>
-              <w:t xml:space="preserve"> Event</w:t>
             </w:r>
           </w:p>
         </w:tc>
@@ -1344,7 +1053,7 @@
         <w:pStyle w:val="Heading1"/>
         <w:spacing w:before="0" w:after="0"/>
         <w:rPr>
-          <w:rFonts w:ascii="TH SarabunPSK" w:hAnsi="TH SarabunPSK" w:cs="TH SarabunPSK" w:hint="cs"/>
+          <w:rFonts w:ascii="TH SarabunPSK" w:hAnsi="TH SarabunPSK" w:cs="TH SarabunPSK"/>
           <w:color w:val="auto"/>
           <w:sz w:val="28"/>
           <w:szCs w:val="28"/>
@@ -1378,7 +1087,7 @@
         </w:numPr>
         <w:spacing w:after="0"/>
         <w:rPr>
-          <w:rFonts w:ascii="TH SarabunPSK" w:hAnsi="TH SarabunPSK" w:cs="TH SarabunPSK" w:hint="cs"/>
+          <w:rFonts w:ascii="TH SarabunPSK" w:hAnsi="TH SarabunPSK" w:cs="TH SarabunPSK"/>
           <w:color w:val="auto"/>
           <w:sz w:val="28"/>
           <w:szCs w:val="28"/>
@@ -1465,7 +1174,7 @@
         </w:numPr>
         <w:spacing w:after="0"/>
         <w:rPr>
-          <w:rFonts w:ascii="TH SarabunPSK" w:hAnsi="TH SarabunPSK" w:cs="TH SarabunPSK" w:hint="cs"/>
+          <w:rFonts w:ascii="TH SarabunPSK" w:hAnsi="TH SarabunPSK" w:cs="TH SarabunPSK"/>
           <w:color w:val="auto"/>
           <w:sz w:val="28"/>
           <w:szCs w:val="28"/>
@@ -1492,7 +1201,7 @@
         </w:numPr>
         <w:spacing w:after="0"/>
         <w:rPr>
-          <w:rFonts w:ascii="TH SarabunPSK" w:hAnsi="TH SarabunPSK" w:cs="TH SarabunPSK" w:hint="cs"/>
+          <w:rFonts w:ascii="TH SarabunPSK" w:hAnsi="TH SarabunPSK" w:cs="TH SarabunPSK"/>
           <w:color w:val="auto"/>
           <w:sz w:val="28"/>
           <w:szCs w:val="28"/>
@@ -1599,7 +1308,7 @@
         </w:numPr>
         <w:spacing w:after="0"/>
         <w:rPr>
-          <w:rFonts w:ascii="TH SarabunPSK" w:hAnsi="TH SarabunPSK" w:cs="TH SarabunPSK" w:hint="cs"/>
+          <w:rFonts w:ascii="TH SarabunPSK" w:hAnsi="TH SarabunPSK" w:cs="TH SarabunPSK"/>
           <w:color w:val="auto"/>
           <w:sz w:val="28"/>
           <w:szCs w:val="28"/>
@@ -1706,7 +1415,7 @@
         </w:numPr>
         <w:spacing w:after="0"/>
         <w:rPr>
-          <w:rFonts w:ascii="TH SarabunPSK" w:hAnsi="TH SarabunPSK" w:cs="TH SarabunPSK" w:hint="cs"/>
+          <w:rFonts w:ascii="TH SarabunPSK" w:hAnsi="TH SarabunPSK" w:cs="TH SarabunPSK"/>
           <w:color w:val="auto"/>
           <w:sz w:val="28"/>
           <w:szCs w:val="28"/>
@@ -1769,7 +1478,7 @@
         <w:pStyle w:val="Heading1"/>
         <w:spacing w:before="0" w:after="0"/>
         <w:rPr>
-          <w:rFonts w:ascii="TH SarabunPSK" w:hAnsi="TH SarabunPSK" w:cs="TH SarabunPSK" w:hint="cs"/>
+          <w:rFonts w:ascii="TH SarabunPSK" w:hAnsi="TH SarabunPSK" w:cs="TH SarabunPSK"/>
           <w:color w:val="auto"/>
           <w:szCs w:val="32"/>
         </w:rPr>
@@ -1780,7 +1489,6 @@
           <w:color w:val="auto"/>
           <w:szCs w:val="32"/>
         </w:rPr>
-        <w:lastRenderedPageBreak/>
         <w:t xml:space="preserve">4. </w:t>
       </w:r>
       <w:proofErr w:type="spellStart"/>
@@ -1807,7 +1515,7 @@
         <w:pStyle w:val="BodyText"/>
         <w:spacing w:after="0"/>
         <w:rPr>
-          <w:rFonts w:ascii="TH SarabunPSK" w:hAnsi="TH SarabunPSK" w:cs="TH SarabunPSK" w:hint="cs"/>
+          <w:rFonts w:ascii="TH SarabunPSK" w:hAnsi="TH SarabunPSK" w:cs="TH SarabunPSK"/>
           <w:color w:val="auto"/>
           <w:sz w:val="28"/>
           <w:szCs w:val="28"/>
@@ -1874,7 +1582,7 @@
             <w:pPr>
               <w:pStyle w:val="TableHeader"/>
               <w:rPr>
-                <w:rFonts w:ascii="TH SarabunPSK" w:hAnsi="TH SarabunPSK" w:cs="TH SarabunPSK" w:hint="cs"/>
+                <w:rFonts w:ascii="TH SarabunPSK" w:hAnsi="TH SarabunPSK" w:cs="TH SarabunPSK"/>
                 <w:color w:val="auto"/>
                 <w:sz w:val="28"/>
                 <w:szCs w:val="28"/>
@@ -1903,7 +1611,7 @@
             <w:pPr>
               <w:pStyle w:val="TableHeader"/>
               <w:rPr>
-                <w:rFonts w:ascii="TH SarabunPSK" w:hAnsi="TH SarabunPSK" w:cs="TH SarabunPSK" w:hint="cs"/>
+                <w:rFonts w:ascii="TH SarabunPSK" w:hAnsi="TH SarabunPSK" w:cs="TH SarabunPSK"/>
                 <w:color w:val="auto"/>
                 <w:sz w:val="28"/>
                 <w:szCs w:val="28"/>
@@ -1933,7 +1641,7 @@
             <w:pPr>
               <w:pStyle w:val="TableBody"/>
               <w:rPr>
-                <w:rFonts w:ascii="TH SarabunPSK" w:hAnsi="TH SarabunPSK" w:cs="TH SarabunPSK" w:hint="cs"/>
+                <w:rFonts w:ascii="TH SarabunPSK" w:hAnsi="TH SarabunPSK" w:cs="TH SarabunPSK"/>
                 <w:color w:val="auto"/>
                 <w:sz w:val="28"/>
                 <w:szCs w:val="28"/>
@@ -1961,7 +1669,7 @@
             <w:pPr>
               <w:pStyle w:val="TableBody"/>
               <w:rPr>
-                <w:rFonts w:ascii="TH SarabunPSK" w:hAnsi="TH SarabunPSK" w:cs="TH SarabunPSK" w:hint="cs"/>
+                <w:rFonts w:ascii="TH SarabunPSK" w:hAnsi="TH SarabunPSK" w:cs="TH SarabunPSK"/>
                 <w:color w:val="auto"/>
                 <w:sz w:val="28"/>
                 <w:szCs w:val="28"/>
@@ -2011,7 +1719,7 @@
             <w:pPr>
               <w:pStyle w:val="TableBody"/>
               <w:rPr>
-                <w:rFonts w:ascii="TH SarabunPSK" w:hAnsi="TH SarabunPSK" w:cs="TH SarabunPSK" w:hint="cs"/>
+                <w:rFonts w:ascii="TH SarabunPSK" w:hAnsi="TH SarabunPSK" w:cs="TH SarabunPSK"/>
                 <w:color w:val="auto"/>
                 <w:sz w:val="28"/>
                 <w:szCs w:val="28"/>
@@ -2025,6 +1733,7 @@
                 <w:sz w:val="28"/>
                 <w:szCs w:val="28"/>
               </w:rPr>
+              <w:lastRenderedPageBreak/>
               <w:t>ส่งต่อแล้ว</w:t>
             </w:r>
             <w:proofErr w:type="spellEnd"/>
@@ -2068,7 +1777,7 @@
             <w:pPr>
               <w:pStyle w:val="TableBody"/>
               <w:rPr>
-                <w:rFonts w:ascii="TH SarabunPSK" w:hAnsi="TH SarabunPSK" w:cs="TH SarabunPSK" w:hint="cs"/>
+                <w:rFonts w:ascii="TH SarabunPSK" w:hAnsi="TH SarabunPSK" w:cs="TH SarabunPSK"/>
                 <w:color w:val="auto"/>
                 <w:sz w:val="28"/>
                 <w:szCs w:val="28"/>
@@ -2127,7 +1836,7 @@
             <w:pPr>
               <w:pStyle w:val="TableBody"/>
               <w:rPr>
-                <w:rFonts w:ascii="TH SarabunPSK" w:hAnsi="TH SarabunPSK" w:cs="TH SarabunPSK" w:hint="cs"/>
+                <w:rFonts w:ascii="TH SarabunPSK" w:hAnsi="TH SarabunPSK" w:cs="TH SarabunPSK"/>
                 <w:color w:val="auto"/>
                 <w:sz w:val="28"/>
                 <w:szCs w:val="28"/>
@@ -2155,7 +1864,7 @@
             <w:pPr>
               <w:pStyle w:val="TableBody"/>
               <w:rPr>
-                <w:rFonts w:ascii="TH SarabunPSK" w:hAnsi="TH SarabunPSK" w:cs="TH SarabunPSK" w:hint="cs"/>
+                <w:rFonts w:ascii="TH SarabunPSK" w:hAnsi="TH SarabunPSK" w:cs="TH SarabunPSK"/>
                 <w:color w:val="auto"/>
                 <w:sz w:val="28"/>
                 <w:szCs w:val="28"/>
@@ -2185,7 +1894,7 @@
             <w:pPr>
               <w:pStyle w:val="TableBody"/>
               <w:rPr>
-                <w:rFonts w:ascii="TH SarabunPSK" w:hAnsi="TH SarabunPSK" w:cs="TH SarabunPSK" w:hint="cs"/>
+                <w:rFonts w:ascii="TH SarabunPSK" w:hAnsi="TH SarabunPSK" w:cs="TH SarabunPSK"/>
                 <w:color w:val="auto"/>
                 <w:sz w:val="28"/>
                 <w:szCs w:val="28"/>
@@ -2213,7 +1922,7 @@
             <w:pPr>
               <w:pStyle w:val="TableBody"/>
               <w:rPr>
-                <w:rFonts w:ascii="TH SarabunPSK" w:hAnsi="TH SarabunPSK" w:cs="TH SarabunPSK" w:hint="cs"/>
+                <w:rFonts w:ascii="TH SarabunPSK" w:hAnsi="TH SarabunPSK" w:cs="TH SarabunPSK"/>
                 <w:color w:val="auto"/>
                 <w:sz w:val="28"/>
                 <w:szCs w:val="28"/>
@@ -2239,7 +1948,7 @@
         <w:pStyle w:val="Heading1"/>
         <w:spacing w:before="0" w:after="0"/>
         <w:rPr>
-          <w:rFonts w:ascii="TH SarabunPSK" w:hAnsi="TH SarabunPSK" w:cs="TH SarabunPSK" w:hint="cs"/>
+          <w:rFonts w:ascii="TH SarabunPSK" w:hAnsi="TH SarabunPSK" w:cs="TH SarabunPSK"/>
           <w:color w:val="auto"/>
           <w:szCs w:val="32"/>
         </w:rPr>
@@ -2272,7 +1981,7 @@
         </w:numPr>
         <w:spacing w:after="0"/>
         <w:rPr>
-          <w:rFonts w:ascii="TH SarabunPSK" w:hAnsi="TH SarabunPSK" w:cs="TH SarabunPSK" w:hint="cs"/>
+          <w:rFonts w:ascii="TH SarabunPSK" w:hAnsi="TH SarabunPSK" w:cs="TH SarabunPSK"/>
           <w:color w:val="auto"/>
           <w:sz w:val="28"/>
           <w:szCs w:val="28"/>
@@ -2299,7 +2008,7 @@
         </w:numPr>
         <w:spacing w:after="0"/>
         <w:rPr>
-          <w:rFonts w:ascii="TH SarabunPSK" w:hAnsi="TH SarabunPSK" w:cs="TH SarabunPSK" w:hint="cs"/>
+          <w:rFonts w:ascii="TH SarabunPSK" w:hAnsi="TH SarabunPSK" w:cs="TH SarabunPSK"/>
           <w:color w:val="auto"/>
           <w:sz w:val="28"/>
           <w:szCs w:val="28"/>
@@ -2446,7 +2155,7 @@
         </w:numPr>
         <w:spacing w:after="0"/>
         <w:rPr>
-          <w:rFonts w:ascii="TH SarabunPSK" w:hAnsi="TH SarabunPSK" w:cs="TH SarabunPSK" w:hint="cs"/>
+          <w:rFonts w:ascii="TH SarabunPSK" w:hAnsi="TH SarabunPSK" w:cs="TH SarabunPSK"/>
           <w:color w:val="auto"/>
           <w:sz w:val="28"/>
           <w:szCs w:val="28"/>
@@ -2593,7 +2302,7 @@
         </w:numPr>
         <w:spacing w:after="0"/>
         <w:rPr>
-          <w:rFonts w:ascii="TH SarabunPSK" w:hAnsi="TH SarabunPSK" w:cs="TH SarabunPSK" w:hint="cs"/>
+          <w:rFonts w:ascii="TH SarabunPSK" w:hAnsi="TH SarabunPSK" w:cs="TH SarabunPSK"/>
           <w:color w:val="auto"/>
           <w:sz w:val="28"/>
           <w:szCs w:val="28"/>
@@ -2616,7 +2325,7 @@
         <w:pStyle w:val="Heading1"/>
         <w:spacing w:before="0" w:after="0"/>
         <w:rPr>
-          <w:rFonts w:ascii="TH SarabunPSK" w:hAnsi="TH SarabunPSK" w:cs="TH SarabunPSK" w:hint="cs"/>
+          <w:rFonts w:ascii="TH SarabunPSK" w:hAnsi="TH SarabunPSK" w:cs="TH SarabunPSK"/>
           <w:color w:val="auto"/>
           <w:szCs w:val="32"/>
         </w:rPr>
@@ -2649,7 +2358,7 @@
         </w:numPr>
         <w:spacing w:after="0"/>
         <w:rPr>
-          <w:rFonts w:ascii="TH SarabunPSK" w:hAnsi="TH SarabunPSK" w:cs="TH SarabunPSK" w:hint="cs"/>
+          <w:rFonts w:ascii="TH SarabunPSK" w:hAnsi="TH SarabunPSK" w:cs="TH SarabunPSK"/>
           <w:color w:val="auto"/>
           <w:sz w:val="28"/>
           <w:szCs w:val="28"/>
@@ -2676,7 +2385,7 @@
         </w:numPr>
         <w:spacing w:after="0"/>
         <w:rPr>
-          <w:rFonts w:ascii="TH SarabunPSK" w:hAnsi="TH SarabunPSK" w:cs="TH SarabunPSK" w:hint="cs"/>
+          <w:rFonts w:ascii="TH SarabunPSK" w:hAnsi="TH SarabunPSK" w:cs="TH SarabunPSK"/>
           <w:color w:val="auto"/>
           <w:sz w:val="28"/>
           <w:szCs w:val="28"/>
@@ -2743,7 +2452,7 @@
         </w:numPr>
         <w:spacing w:after="0"/>
         <w:rPr>
-          <w:rFonts w:ascii="TH SarabunPSK" w:hAnsi="TH SarabunPSK" w:cs="TH SarabunPSK" w:hint="cs"/>
+          <w:rFonts w:ascii="TH SarabunPSK" w:hAnsi="TH SarabunPSK" w:cs="TH SarabunPSK"/>
           <w:color w:val="auto"/>
           <w:sz w:val="28"/>
           <w:szCs w:val="28"/>
@@ -2770,7 +2479,7 @@
         </w:numPr>
         <w:spacing w:after="0"/>
         <w:rPr>
-          <w:rFonts w:ascii="TH SarabunPSK" w:hAnsi="TH SarabunPSK" w:cs="TH SarabunPSK" w:hint="cs"/>
+          <w:rFonts w:ascii="TH SarabunPSK" w:hAnsi="TH SarabunPSK" w:cs="TH SarabunPSK"/>
           <w:color w:val="auto"/>
           <w:sz w:val="28"/>
           <w:szCs w:val="28"/>
@@ -2842,7 +2551,7 @@
         <w:pStyle w:val="Heading1"/>
         <w:spacing w:before="0" w:after="0"/>
         <w:rPr>
-          <w:rFonts w:ascii="TH SarabunPSK" w:hAnsi="TH SarabunPSK" w:cs="TH SarabunPSK" w:hint="cs"/>
+          <w:rFonts w:ascii="TH SarabunPSK" w:hAnsi="TH SarabunPSK" w:cs="TH SarabunPSK"/>
           <w:color w:val="auto"/>
           <w:szCs w:val="32"/>
         </w:rPr>
@@ -2875,7 +2584,7 @@
         </w:numPr>
         <w:spacing w:after="0"/>
         <w:rPr>
-          <w:rFonts w:ascii="TH SarabunPSK" w:hAnsi="TH SarabunPSK" w:cs="TH SarabunPSK" w:hint="cs"/>
+          <w:rFonts w:ascii="TH SarabunPSK" w:hAnsi="TH SarabunPSK" w:cs="TH SarabunPSK"/>
           <w:color w:val="auto"/>
           <w:sz w:val="28"/>
           <w:szCs w:val="28"/>
@@ -2902,7 +2611,7 @@
         </w:numPr>
         <w:spacing w:after="0"/>
         <w:rPr>
-          <w:rFonts w:ascii="TH SarabunPSK" w:hAnsi="TH SarabunPSK" w:cs="TH SarabunPSK" w:hint="cs"/>
+          <w:rFonts w:ascii="TH SarabunPSK" w:hAnsi="TH SarabunPSK" w:cs="TH SarabunPSK"/>
           <w:color w:val="auto"/>
           <w:sz w:val="28"/>
           <w:szCs w:val="28"/>
@@ -2949,7 +2658,7 @@
         </w:numPr>
         <w:spacing w:after="0"/>
         <w:rPr>
-          <w:rFonts w:ascii="TH SarabunPSK" w:hAnsi="TH SarabunPSK" w:cs="TH SarabunPSK" w:hint="cs"/>
+          <w:rFonts w:ascii="TH SarabunPSK" w:hAnsi="TH SarabunPSK" w:cs="TH SarabunPSK"/>
           <w:color w:val="auto"/>
           <w:sz w:val="28"/>
           <w:szCs w:val="28"/>
@@ -3008,22 +2717,10 @@
     </w:p>
     <w:p>
       <w:pPr>
-        <w:pStyle w:val="Numbered"/>
-        <w:spacing w:after="0"/>
-        <w:ind w:left="540"/>
-        <w:rPr>
-          <w:rFonts w:ascii="TH SarabunPSK" w:hAnsi="TH SarabunPSK" w:cs="TH SarabunPSK" w:hint="cs"/>
-          <w:color w:val="auto"/>
-          <w:szCs w:val="22"/>
-        </w:rPr>
-      </w:pPr>
-    </w:p>
-    <w:p>
-      <w:pPr>
         <w:pStyle w:val="Heading1"/>
         <w:spacing w:before="0" w:after="0"/>
         <w:rPr>
-          <w:rFonts w:ascii="TH SarabunPSK" w:hAnsi="TH SarabunPSK" w:cs="TH SarabunPSK" w:hint="cs"/>
+          <w:rFonts w:ascii="TH SarabunPSK" w:hAnsi="TH SarabunPSK" w:cs="TH SarabunPSK"/>
           <w:color w:val="auto"/>
           <w:szCs w:val="32"/>
         </w:rPr>
@@ -3034,7 +2731,6 @@
           <w:color w:val="auto"/>
           <w:szCs w:val="32"/>
         </w:rPr>
-        <w:lastRenderedPageBreak/>
         <w:t xml:space="preserve">8. </w:t>
       </w:r>
       <w:proofErr w:type="spellStart"/>
@@ -3057,7 +2753,7 @@
         </w:numPr>
         <w:spacing w:after="0"/>
         <w:rPr>
-          <w:rFonts w:ascii="TH SarabunPSK" w:hAnsi="TH SarabunPSK" w:cs="TH SarabunPSK" w:hint="cs"/>
+          <w:rFonts w:ascii="TH SarabunPSK" w:hAnsi="TH SarabunPSK" w:cs="TH SarabunPSK"/>
           <w:color w:val="auto"/>
           <w:sz w:val="28"/>
           <w:szCs w:val="28"/>
@@ -3104,7 +2800,7 @@
         </w:numPr>
         <w:spacing w:after="0"/>
         <w:rPr>
-          <w:rFonts w:ascii="TH SarabunPSK" w:hAnsi="TH SarabunPSK" w:cs="TH SarabunPSK" w:hint="cs"/>
+          <w:rFonts w:ascii="TH SarabunPSK" w:hAnsi="TH SarabunPSK" w:cs="TH SarabunPSK"/>
           <w:color w:val="auto"/>
           <w:sz w:val="28"/>
           <w:szCs w:val="28"/>
@@ -3151,7 +2847,7 @@
         </w:numPr>
         <w:spacing w:after="0"/>
         <w:rPr>
-          <w:rFonts w:ascii="TH SarabunPSK" w:hAnsi="TH SarabunPSK" w:cs="TH SarabunPSK" w:hint="cs"/>
+          <w:rFonts w:ascii="TH SarabunPSK" w:hAnsi="TH SarabunPSK" w:cs="TH SarabunPSK"/>
           <w:color w:val="auto"/>
           <w:sz w:val="28"/>
           <w:szCs w:val="28"/>
@@ -3218,7 +2914,7 @@
         </w:numPr>
         <w:spacing w:after="0"/>
         <w:rPr>
-          <w:rFonts w:ascii="TH SarabunPSK" w:hAnsi="TH SarabunPSK" w:cs="TH SarabunPSK" w:hint="cs"/>
+          <w:rFonts w:ascii="TH SarabunPSK" w:hAnsi="TH SarabunPSK" w:cs="TH SarabunPSK"/>
           <w:color w:val="auto"/>
           <w:sz w:val="28"/>
           <w:szCs w:val="28"/>
@@ -3241,7 +2937,7 @@
         <w:pStyle w:val="BodyText"/>
         <w:spacing w:after="0"/>
         <w:rPr>
-          <w:rFonts w:ascii="TH SarabunPSK" w:hAnsi="TH SarabunPSK" w:cs="TH SarabunPSK" w:hint="cs"/>
+          <w:rFonts w:ascii="TH SarabunPSK" w:hAnsi="TH SarabunPSK" w:cs="TH SarabunPSK"/>
           <w:color w:val="auto"/>
           <w:sz w:val="28"/>
           <w:szCs w:val="28"/>
@@ -3307,990 +3003,6 @@
         </w:rPr>
         <w:t xml:space="preserve"> หมายถึงบัญชีมีสิทธิ์ปรับสิทธิ์วันลาของพนักงานคนนั้นตามเงื่อนไขระบบ</w:t>
       </w:r>
-    </w:p>
-    <w:p>
-      <w:pPr>
-        <w:pStyle w:val="Heading1"/>
-        <w:spacing w:before="0" w:after="0"/>
-        <w:rPr>
-          <w:rFonts w:ascii="TH SarabunPSK" w:hAnsi="TH SarabunPSK" w:cs="TH SarabunPSK" w:hint="cs"/>
-          <w:color w:val="auto"/>
-          <w:szCs w:val="32"/>
-        </w:rPr>
-      </w:pPr>
-      <w:r>
-        <w:rPr>
-          <w:rFonts w:ascii="TH SarabunPSK" w:hAnsi="TH SarabunPSK" w:cs="TH SarabunPSK" w:hint="cs"/>
-          <w:color w:val="auto"/>
-          <w:szCs w:val="32"/>
-        </w:rPr>
-        <w:t xml:space="preserve">9. </w:t>
-      </w:r>
-      <w:proofErr w:type="spellStart"/>
-      <w:r>
-        <w:rPr>
-          <w:rFonts w:ascii="TH SarabunPSK" w:hAnsi="TH SarabunPSK" w:cs="TH SarabunPSK" w:hint="cs"/>
-          <w:color w:val="auto"/>
-          <w:szCs w:val="32"/>
-        </w:rPr>
-        <w:t>การจัดการ</w:t>
-      </w:r>
-      <w:proofErr w:type="spellEnd"/>
-      <w:r>
-        <w:rPr>
-          <w:rFonts w:ascii="TH SarabunPSK" w:hAnsi="TH SarabunPSK" w:cs="TH SarabunPSK" w:hint="cs"/>
-          <w:color w:val="auto"/>
-          <w:szCs w:val="32"/>
-        </w:rPr>
-        <w:t xml:space="preserve"> Event </w:t>
-      </w:r>
-      <w:proofErr w:type="spellStart"/>
-      <w:r>
-        <w:rPr>
-          <w:rFonts w:ascii="TH SarabunPSK" w:hAnsi="TH SarabunPSK" w:cs="TH SarabunPSK" w:hint="cs"/>
-          <w:color w:val="auto"/>
-          <w:szCs w:val="32"/>
-        </w:rPr>
-        <w:t>สำหรับ</w:t>
-      </w:r>
-      <w:proofErr w:type="spellEnd"/>
-      <w:r>
-        <w:rPr>
-          <w:rFonts w:ascii="TH SarabunPSK" w:hAnsi="TH SarabunPSK" w:cs="TH SarabunPSK" w:hint="cs"/>
-          <w:color w:val="auto"/>
-          <w:szCs w:val="32"/>
-        </w:rPr>
-        <w:t xml:space="preserve"> Lead</w:t>
-      </w:r>
-    </w:p>
-    <w:p>
-      <w:pPr>
-        <w:pStyle w:val="BodyText"/>
-        <w:spacing w:after="0"/>
-        <w:rPr>
-          <w:rFonts w:ascii="TH SarabunPSK" w:hAnsi="TH SarabunPSK" w:cs="TH SarabunPSK" w:hint="cs"/>
-          <w:color w:val="auto"/>
-          <w:sz w:val="28"/>
-          <w:szCs w:val="28"/>
-        </w:rPr>
-      </w:pPr>
-      <w:r>
-        <w:rPr>
-          <w:rFonts w:ascii="TH SarabunPSK" w:hAnsi="TH SarabunPSK" w:cs="TH SarabunPSK" w:hint="cs"/>
-          <w:color w:val="auto"/>
-          <w:sz w:val="28"/>
-          <w:szCs w:val="28"/>
-        </w:rPr>
-        <w:t xml:space="preserve">Lead </w:t>
-      </w:r>
-      <w:proofErr w:type="spellStart"/>
-      <w:r>
-        <w:rPr>
-          <w:rFonts w:ascii="TH SarabunPSK" w:hAnsi="TH SarabunPSK" w:cs="TH SarabunPSK" w:hint="cs"/>
-          <w:color w:val="auto"/>
-          <w:sz w:val="28"/>
-          <w:szCs w:val="28"/>
-        </w:rPr>
-        <w:t>ไม่ได้สร้าง</w:t>
-      </w:r>
-      <w:proofErr w:type="spellEnd"/>
-      <w:r>
-        <w:rPr>
-          <w:rFonts w:ascii="TH SarabunPSK" w:hAnsi="TH SarabunPSK" w:cs="TH SarabunPSK" w:hint="cs"/>
-          <w:color w:val="auto"/>
-          <w:sz w:val="28"/>
-          <w:szCs w:val="28"/>
-        </w:rPr>
-        <w:t xml:space="preserve"> Event </w:t>
-      </w:r>
-      <w:proofErr w:type="spellStart"/>
-      <w:r>
-        <w:rPr>
-          <w:rFonts w:ascii="TH SarabunPSK" w:hAnsi="TH SarabunPSK" w:cs="TH SarabunPSK" w:hint="cs"/>
-          <w:color w:val="auto"/>
-          <w:sz w:val="28"/>
-          <w:szCs w:val="28"/>
-        </w:rPr>
-        <w:t>เองจากหน้าจอนี้</w:t>
-      </w:r>
-      <w:proofErr w:type="spellEnd"/>
-      <w:r>
-        <w:rPr>
-          <w:rFonts w:ascii="TH SarabunPSK" w:hAnsi="TH SarabunPSK" w:cs="TH SarabunPSK" w:hint="cs"/>
-          <w:color w:val="auto"/>
-          <w:sz w:val="28"/>
-          <w:szCs w:val="28"/>
-        </w:rPr>
-        <w:t xml:space="preserve"> </w:t>
-      </w:r>
-      <w:proofErr w:type="spellStart"/>
-      <w:r>
-        <w:rPr>
-          <w:rFonts w:ascii="TH SarabunPSK" w:hAnsi="TH SarabunPSK" w:cs="TH SarabunPSK" w:hint="cs"/>
-          <w:color w:val="auto"/>
-          <w:sz w:val="28"/>
-          <w:szCs w:val="28"/>
-        </w:rPr>
-        <w:t>แต่สามารถเลือกสมาชิกเข้า</w:t>
-      </w:r>
-      <w:proofErr w:type="spellEnd"/>
-      <w:r>
-        <w:rPr>
-          <w:rFonts w:ascii="TH SarabunPSK" w:hAnsi="TH SarabunPSK" w:cs="TH SarabunPSK" w:hint="cs"/>
-          <w:color w:val="auto"/>
-          <w:sz w:val="28"/>
-          <w:szCs w:val="28"/>
-        </w:rPr>
-        <w:t xml:space="preserve"> Event </w:t>
-      </w:r>
-      <w:proofErr w:type="spellStart"/>
-      <w:r>
-        <w:rPr>
-          <w:rFonts w:ascii="TH SarabunPSK" w:hAnsi="TH SarabunPSK" w:cs="TH SarabunPSK" w:hint="cs"/>
-          <w:color w:val="auto"/>
-          <w:sz w:val="28"/>
-          <w:szCs w:val="28"/>
-        </w:rPr>
-        <w:t>ได้เมื่อ</w:t>
-      </w:r>
-      <w:proofErr w:type="spellEnd"/>
-      <w:r>
-        <w:rPr>
-          <w:rFonts w:ascii="TH SarabunPSK" w:hAnsi="TH SarabunPSK" w:cs="TH SarabunPSK" w:hint="cs"/>
-          <w:color w:val="auto"/>
-          <w:sz w:val="28"/>
-          <w:szCs w:val="28"/>
-        </w:rPr>
-        <w:t xml:space="preserve"> Event </w:t>
-      </w:r>
-      <w:proofErr w:type="spellStart"/>
-      <w:r>
-        <w:rPr>
-          <w:rFonts w:ascii="TH SarabunPSK" w:hAnsi="TH SarabunPSK" w:cs="TH SarabunPSK" w:hint="cs"/>
-          <w:color w:val="auto"/>
-          <w:sz w:val="28"/>
-          <w:szCs w:val="28"/>
-        </w:rPr>
-        <w:t>นั้นกำหนด</w:t>
-      </w:r>
-      <w:proofErr w:type="spellEnd"/>
-      <w:r>
-        <w:rPr>
-          <w:rFonts w:ascii="TH SarabunPSK" w:hAnsi="TH SarabunPSK" w:cs="TH SarabunPSK" w:hint="cs"/>
-          <w:color w:val="auto"/>
-          <w:sz w:val="28"/>
-          <w:szCs w:val="28"/>
-        </w:rPr>
-        <w:t xml:space="preserve"> Lead </w:t>
-      </w:r>
-      <w:proofErr w:type="spellStart"/>
-      <w:r>
-        <w:rPr>
-          <w:rFonts w:ascii="TH SarabunPSK" w:hAnsi="TH SarabunPSK" w:cs="TH SarabunPSK" w:hint="cs"/>
-          <w:color w:val="auto"/>
-          <w:sz w:val="28"/>
-          <w:szCs w:val="28"/>
-        </w:rPr>
-        <w:t>เป็นผู้รับผิดชอบ</w:t>
-      </w:r>
-      <w:proofErr w:type="spellEnd"/>
-    </w:p>
-    <w:p>
-      <w:pPr>
-        <w:pStyle w:val="Numbered"/>
-        <w:numPr>
-          <w:ilvl w:val="0"/>
-          <w:numId w:val="1"/>
-        </w:numPr>
-        <w:spacing w:after="0"/>
-        <w:rPr>
-          <w:rFonts w:ascii="TH SarabunPSK" w:hAnsi="TH SarabunPSK" w:cs="TH SarabunPSK" w:hint="cs"/>
-          <w:color w:val="auto"/>
-          <w:sz w:val="28"/>
-          <w:szCs w:val="28"/>
-        </w:rPr>
-      </w:pPr>
-      <w:proofErr w:type="spellStart"/>
-      <w:r>
-        <w:rPr>
-          <w:rFonts w:ascii="TH SarabunPSK" w:hAnsi="TH SarabunPSK" w:cs="TH SarabunPSK" w:hint="cs"/>
-          <w:color w:val="auto"/>
-          <w:sz w:val="28"/>
-          <w:szCs w:val="28"/>
-        </w:rPr>
-        <w:t>เปิดแท็บ</w:t>
-      </w:r>
-      <w:proofErr w:type="spellEnd"/>
-      <w:r>
-        <w:rPr>
-          <w:rFonts w:ascii="TH SarabunPSK" w:hAnsi="TH SarabunPSK" w:cs="TH SarabunPSK" w:hint="cs"/>
-          <w:color w:val="auto"/>
-          <w:sz w:val="28"/>
-          <w:szCs w:val="28"/>
-        </w:rPr>
-        <w:t xml:space="preserve"> Event</w:t>
-      </w:r>
-    </w:p>
-    <w:p>
-      <w:pPr>
-        <w:pStyle w:val="Numbered"/>
-        <w:numPr>
-          <w:ilvl w:val="0"/>
-          <w:numId w:val="1"/>
-        </w:numPr>
-        <w:spacing w:after="0"/>
-        <w:rPr>
-          <w:rFonts w:ascii="TH SarabunPSK" w:hAnsi="TH SarabunPSK" w:cs="TH SarabunPSK" w:hint="cs"/>
-          <w:color w:val="auto"/>
-          <w:sz w:val="28"/>
-          <w:szCs w:val="28"/>
-        </w:rPr>
-      </w:pPr>
-      <w:proofErr w:type="spellStart"/>
-      <w:r>
-        <w:rPr>
-          <w:rFonts w:ascii="TH SarabunPSK" w:hAnsi="TH SarabunPSK" w:cs="TH SarabunPSK" w:hint="cs"/>
-          <w:color w:val="auto"/>
-          <w:sz w:val="28"/>
-          <w:szCs w:val="28"/>
-        </w:rPr>
-        <w:t>คลิกปุ่ม</w:t>
-      </w:r>
-      <w:proofErr w:type="spellEnd"/>
-      <w:r>
-        <w:rPr>
-          <w:rFonts w:ascii="TH SarabunPSK" w:hAnsi="TH SarabunPSK" w:cs="TH SarabunPSK" w:hint="cs"/>
-          <w:color w:val="auto"/>
-          <w:sz w:val="28"/>
-          <w:szCs w:val="28"/>
-        </w:rPr>
-        <w:t xml:space="preserve"> </w:t>
-      </w:r>
-      <w:proofErr w:type="spellStart"/>
-      <w:r>
-        <w:rPr>
-          <w:rFonts w:ascii="TH SarabunPSK" w:hAnsi="TH SarabunPSK" w:cs="TH SarabunPSK" w:hint="cs"/>
-          <w:color w:val="auto"/>
-          <w:sz w:val="28"/>
-          <w:szCs w:val="28"/>
-        </w:rPr>
-        <w:t>เลือกคนเข้า</w:t>
-      </w:r>
-      <w:proofErr w:type="spellEnd"/>
-      <w:r>
-        <w:rPr>
-          <w:rFonts w:ascii="TH SarabunPSK" w:hAnsi="TH SarabunPSK" w:cs="TH SarabunPSK" w:hint="cs"/>
-          <w:color w:val="auto"/>
-          <w:sz w:val="28"/>
-          <w:szCs w:val="28"/>
-        </w:rPr>
-        <w:t xml:space="preserve"> Event </w:t>
-      </w:r>
-      <w:proofErr w:type="spellStart"/>
-      <w:r>
-        <w:rPr>
-          <w:rFonts w:ascii="TH SarabunPSK" w:hAnsi="TH SarabunPSK" w:cs="TH SarabunPSK" w:hint="cs"/>
-          <w:color w:val="auto"/>
-          <w:sz w:val="28"/>
-          <w:szCs w:val="28"/>
-        </w:rPr>
-        <w:t>ในรายการที่เกี่ยวข้อง</w:t>
-      </w:r>
-      <w:proofErr w:type="spellEnd"/>
-    </w:p>
-    <w:p>
-      <w:pPr>
-        <w:pStyle w:val="Numbered"/>
-        <w:numPr>
-          <w:ilvl w:val="0"/>
-          <w:numId w:val="1"/>
-        </w:numPr>
-        <w:spacing w:after="0"/>
-        <w:rPr>
-          <w:rFonts w:ascii="TH SarabunPSK" w:hAnsi="TH SarabunPSK" w:cs="TH SarabunPSK" w:hint="cs"/>
-          <w:color w:val="auto"/>
-          <w:sz w:val="28"/>
-          <w:szCs w:val="28"/>
-        </w:rPr>
-      </w:pPr>
-      <w:proofErr w:type="spellStart"/>
-      <w:r>
-        <w:rPr>
-          <w:rFonts w:ascii="TH SarabunPSK" w:hAnsi="TH SarabunPSK" w:cs="TH SarabunPSK" w:hint="cs"/>
-          <w:color w:val="auto"/>
-          <w:sz w:val="28"/>
-          <w:szCs w:val="28"/>
-        </w:rPr>
-        <w:t>เลือกรายชื่อสมาชิกที่ต้องเข้าร่วมจากทีมของ</w:t>
-      </w:r>
-      <w:proofErr w:type="spellEnd"/>
-      <w:r>
-        <w:rPr>
-          <w:rFonts w:ascii="TH SarabunPSK" w:hAnsi="TH SarabunPSK" w:cs="TH SarabunPSK" w:hint="cs"/>
-          <w:color w:val="auto"/>
-          <w:sz w:val="28"/>
-          <w:szCs w:val="28"/>
-        </w:rPr>
-        <w:t xml:space="preserve"> Lead</w:t>
-      </w:r>
-    </w:p>
-    <w:p>
-      <w:pPr>
-        <w:pStyle w:val="Numbered"/>
-        <w:numPr>
-          <w:ilvl w:val="0"/>
-          <w:numId w:val="1"/>
-        </w:numPr>
-        <w:spacing w:after="0"/>
-        <w:rPr>
-          <w:rFonts w:ascii="TH SarabunPSK" w:hAnsi="TH SarabunPSK" w:cs="TH SarabunPSK" w:hint="cs"/>
-          <w:color w:val="auto"/>
-          <w:sz w:val="28"/>
-          <w:szCs w:val="28"/>
-        </w:rPr>
-      </w:pPr>
-      <w:proofErr w:type="spellStart"/>
-      <w:r>
-        <w:rPr>
-          <w:rFonts w:ascii="TH SarabunPSK" w:hAnsi="TH SarabunPSK" w:cs="TH SarabunPSK" w:hint="cs"/>
-          <w:color w:val="auto"/>
-          <w:sz w:val="28"/>
-          <w:szCs w:val="28"/>
-        </w:rPr>
-        <w:t>กดบันทึกรายชื่อผู้เข้าร่วม</w:t>
-      </w:r>
-      <w:proofErr w:type="spellEnd"/>
-    </w:p>
-    <w:p>
-      <w:pPr>
-        <w:pStyle w:val="Numbered"/>
-        <w:numPr>
-          <w:ilvl w:val="0"/>
-          <w:numId w:val="1"/>
-        </w:numPr>
-        <w:spacing w:after="0"/>
-        <w:rPr>
-          <w:rFonts w:ascii="TH SarabunPSK" w:hAnsi="TH SarabunPSK" w:cs="TH SarabunPSK" w:hint="cs"/>
-          <w:color w:val="auto"/>
-          <w:sz w:val="28"/>
-          <w:szCs w:val="28"/>
-        </w:rPr>
-      </w:pPr>
-      <w:proofErr w:type="spellStart"/>
-      <w:r>
-        <w:rPr>
-          <w:rFonts w:ascii="TH SarabunPSK" w:hAnsi="TH SarabunPSK" w:cs="TH SarabunPSK" w:hint="cs"/>
-          <w:color w:val="auto"/>
-          <w:sz w:val="28"/>
-          <w:szCs w:val="28"/>
-        </w:rPr>
-        <w:t>คลิกแถว</w:t>
-      </w:r>
-      <w:proofErr w:type="spellEnd"/>
-      <w:r>
-        <w:rPr>
-          <w:rFonts w:ascii="TH SarabunPSK" w:hAnsi="TH SarabunPSK" w:cs="TH SarabunPSK" w:hint="cs"/>
-          <w:color w:val="auto"/>
-          <w:sz w:val="28"/>
-          <w:szCs w:val="28"/>
-        </w:rPr>
-        <w:t xml:space="preserve"> Event </w:t>
-      </w:r>
-      <w:proofErr w:type="spellStart"/>
-      <w:r>
-        <w:rPr>
-          <w:rFonts w:ascii="TH SarabunPSK" w:hAnsi="TH SarabunPSK" w:cs="TH SarabunPSK" w:hint="cs"/>
-          <w:color w:val="auto"/>
-          <w:sz w:val="28"/>
-          <w:szCs w:val="28"/>
-        </w:rPr>
-        <w:t>เพื่อดูรายละเอียด</w:t>
-      </w:r>
-      <w:proofErr w:type="spellEnd"/>
-      <w:r>
-        <w:rPr>
-          <w:rFonts w:ascii="TH SarabunPSK" w:hAnsi="TH SarabunPSK" w:cs="TH SarabunPSK" w:hint="cs"/>
-          <w:color w:val="auto"/>
-          <w:sz w:val="28"/>
-          <w:szCs w:val="28"/>
-        </w:rPr>
-        <w:t xml:space="preserve"> </w:t>
-      </w:r>
-      <w:proofErr w:type="spellStart"/>
-      <w:r>
-        <w:rPr>
-          <w:rFonts w:ascii="TH SarabunPSK" w:hAnsi="TH SarabunPSK" w:cs="TH SarabunPSK" w:hint="cs"/>
-          <w:color w:val="auto"/>
-          <w:sz w:val="28"/>
-          <w:szCs w:val="28"/>
-        </w:rPr>
-        <w:t>ช่วงเวลา</w:t>
-      </w:r>
-      <w:proofErr w:type="spellEnd"/>
-      <w:r>
-        <w:rPr>
-          <w:rFonts w:ascii="TH SarabunPSK" w:hAnsi="TH SarabunPSK" w:cs="TH SarabunPSK" w:hint="cs"/>
-          <w:color w:val="auto"/>
-          <w:sz w:val="28"/>
-          <w:szCs w:val="28"/>
-        </w:rPr>
-        <w:t xml:space="preserve"> </w:t>
-      </w:r>
-      <w:proofErr w:type="spellStart"/>
-      <w:r>
-        <w:rPr>
-          <w:rFonts w:ascii="TH SarabunPSK" w:hAnsi="TH SarabunPSK" w:cs="TH SarabunPSK" w:hint="cs"/>
-          <w:color w:val="auto"/>
-          <w:sz w:val="28"/>
-          <w:szCs w:val="28"/>
-        </w:rPr>
-        <w:t>ผู้เข้าร่วม</w:t>
-      </w:r>
-      <w:proofErr w:type="spellEnd"/>
-      <w:r>
-        <w:rPr>
-          <w:rFonts w:ascii="TH SarabunPSK" w:hAnsi="TH SarabunPSK" w:cs="TH SarabunPSK" w:hint="cs"/>
-          <w:color w:val="auto"/>
-          <w:sz w:val="28"/>
-          <w:szCs w:val="28"/>
-        </w:rPr>
-        <w:t xml:space="preserve"> </w:t>
-      </w:r>
-      <w:proofErr w:type="spellStart"/>
-      <w:r>
-        <w:rPr>
-          <w:rFonts w:ascii="TH SarabunPSK" w:hAnsi="TH SarabunPSK" w:cs="TH SarabunPSK" w:hint="cs"/>
-          <w:color w:val="auto"/>
-          <w:sz w:val="28"/>
-          <w:szCs w:val="28"/>
-        </w:rPr>
-        <w:t>และรายงานเวลาที่ส่งมา</w:t>
-      </w:r>
-      <w:proofErr w:type="spellEnd"/>
-    </w:p>
-    <w:p>
-      <w:pPr>
-        <w:pStyle w:val="Heading1"/>
-        <w:spacing w:before="0" w:after="0"/>
-        <w:rPr>
-          <w:rFonts w:ascii="TH SarabunPSK" w:hAnsi="TH SarabunPSK" w:cs="TH SarabunPSK" w:hint="cs"/>
-          <w:color w:val="auto"/>
-          <w:szCs w:val="32"/>
-        </w:rPr>
-      </w:pPr>
-      <w:r>
-        <w:rPr>
-          <w:rFonts w:ascii="TH SarabunPSK" w:hAnsi="TH SarabunPSK" w:cs="TH SarabunPSK" w:hint="cs"/>
-          <w:color w:val="auto"/>
-          <w:szCs w:val="32"/>
-        </w:rPr>
-        <w:t xml:space="preserve">10. Checklist </w:t>
-      </w:r>
-      <w:proofErr w:type="spellStart"/>
-      <w:r>
-        <w:rPr>
-          <w:rFonts w:ascii="TH SarabunPSK" w:hAnsi="TH SarabunPSK" w:cs="TH SarabunPSK" w:hint="cs"/>
-          <w:color w:val="auto"/>
-          <w:szCs w:val="32"/>
-        </w:rPr>
-        <w:t>สำหรับ</w:t>
-      </w:r>
-      <w:proofErr w:type="spellEnd"/>
-      <w:r>
-        <w:rPr>
-          <w:rFonts w:ascii="TH SarabunPSK" w:hAnsi="TH SarabunPSK" w:cs="TH SarabunPSK" w:hint="cs"/>
-          <w:color w:val="auto"/>
-          <w:szCs w:val="32"/>
-        </w:rPr>
-        <w:t xml:space="preserve"> Lead</w:t>
-      </w:r>
-    </w:p>
-    <w:tbl>
-      <w:tblPr>
-        <w:tblStyle w:val="ManualTable"/>
-        <w:tblW w:w="9360" w:type="dxa"/>
-        <w:tblInd w:w="120" w:type="dxa"/>
-        <w:tblLayout w:type="fixed"/>
-        <w:tblCellMar>
-          <w:top w:w="120" w:type="dxa"/>
-          <w:left w:w="140" w:type="dxa"/>
-          <w:bottom w:w="120" w:type="dxa"/>
-          <w:right w:w="140" w:type="dxa"/>
-        </w:tblCellMar>
-        <w:tblLook w:val="04A0" w:firstRow="1" w:lastRow="0" w:firstColumn="1" w:lastColumn="0" w:noHBand="0" w:noVBand="1"/>
-      </w:tblPr>
-      <w:tblGrid>
-        <w:gridCol w:w="2600"/>
-        <w:gridCol w:w="6760"/>
-      </w:tblGrid>
-      <w:tr>
-        <w:tc>
-          <w:tcPr>
-            <w:tcW w:w="2600" w:type="dxa"/>
-            <w:shd w:val="clear" w:color="auto" w:fill="E8EEF5"/>
-            <w:vAlign w:val="center"/>
-          </w:tcPr>
-          <w:p>
-            <w:pPr>
-              <w:pStyle w:val="TableHeader"/>
-              <w:rPr>
-                <w:rFonts w:ascii="TH SarabunPSK" w:hAnsi="TH SarabunPSK" w:cs="TH SarabunPSK" w:hint="cs"/>
-                <w:color w:val="auto"/>
-                <w:sz w:val="28"/>
-                <w:szCs w:val="28"/>
-              </w:rPr>
-            </w:pPr>
-            <w:proofErr w:type="spellStart"/>
-            <w:r>
-              <w:rPr>
-                <w:rFonts w:ascii="TH SarabunPSK" w:hAnsi="TH SarabunPSK" w:cs="TH SarabunPSK" w:hint="cs"/>
-                <w:color w:val="auto"/>
-                <w:sz w:val="28"/>
-                <w:szCs w:val="28"/>
-              </w:rPr>
-              <w:t>รายการตรวจสอบ</w:t>
-            </w:r>
-            <w:proofErr w:type="spellEnd"/>
-          </w:p>
-        </w:tc>
-        <w:tc>
-          <w:tcPr>
-            <w:tcW w:w="6760" w:type="dxa"/>
-            <w:shd w:val="clear" w:color="auto" w:fill="E8EEF5"/>
-            <w:vAlign w:val="center"/>
-          </w:tcPr>
-          <w:p>
-            <w:pPr>
-              <w:pStyle w:val="TableHeader"/>
-              <w:rPr>
-                <w:rFonts w:ascii="TH SarabunPSK" w:hAnsi="TH SarabunPSK" w:cs="TH SarabunPSK" w:hint="cs"/>
-                <w:color w:val="auto"/>
-                <w:sz w:val="28"/>
-                <w:szCs w:val="28"/>
-              </w:rPr>
-            </w:pPr>
-            <w:proofErr w:type="spellStart"/>
-            <w:r>
-              <w:rPr>
-                <w:rFonts w:ascii="TH SarabunPSK" w:hAnsi="TH SarabunPSK" w:cs="TH SarabunPSK" w:hint="cs"/>
-                <w:color w:val="auto"/>
-                <w:sz w:val="28"/>
-                <w:szCs w:val="28"/>
-              </w:rPr>
-              <w:t>รายละเอียด</w:t>
-            </w:r>
-            <w:proofErr w:type="spellEnd"/>
-          </w:p>
-        </w:tc>
-      </w:tr>
-      <w:tr>
-        <w:tc>
-          <w:tcPr>
-            <w:tcW w:w="2600" w:type="dxa"/>
-            <w:vAlign w:val="center"/>
-          </w:tcPr>
-          <w:p>
-            <w:pPr>
-              <w:pStyle w:val="TableBody"/>
-              <w:rPr>
-                <w:rFonts w:ascii="TH SarabunPSK" w:hAnsi="TH SarabunPSK" w:cs="TH SarabunPSK" w:hint="cs"/>
-                <w:color w:val="auto"/>
-                <w:sz w:val="28"/>
-                <w:szCs w:val="28"/>
-              </w:rPr>
-            </w:pPr>
-            <w:proofErr w:type="spellStart"/>
-            <w:r>
-              <w:rPr>
-                <w:rFonts w:ascii="TH SarabunPSK" w:hAnsi="TH SarabunPSK" w:cs="TH SarabunPSK" w:hint="cs"/>
-                <w:color w:val="auto"/>
-                <w:sz w:val="28"/>
-                <w:szCs w:val="28"/>
-              </w:rPr>
-              <w:t>ตรวจคำขอ</w:t>
-            </w:r>
-            <w:proofErr w:type="spellEnd"/>
-          </w:p>
-        </w:tc>
-        <w:tc>
-          <w:tcPr>
-            <w:tcW w:w="6760" w:type="dxa"/>
-            <w:vAlign w:val="center"/>
-          </w:tcPr>
-          <w:p>
-            <w:pPr>
-              <w:pStyle w:val="TableBody"/>
-              <w:rPr>
-                <w:rFonts w:ascii="TH SarabunPSK" w:hAnsi="TH SarabunPSK" w:cs="TH SarabunPSK" w:hint="cs"/>
-                <w:color w:val="auto"/>
-                <w:sz w:val="28"/>
-                <w:szCs w:val="28"/>
-              </w:rPr>
-            </w:pPr>
-            <w:proofErr w:type="spellStart"/>
-            <w:r>
-              <w:rPr>
-                <w:rFonts w:ascii="TH SarabunPSK" w:hAnsi="TH SarabunPSK" w:cs="TH SarabunPSK" w:hint="cs"/>
-                <w:color w:val="auto"/>
-                <w:sz w:val="28"/>
-                <w:szCs w:val="28"/>
-              </w:rPr>
-              <w:t>ดูประเภท</w:t>
-            </w:r>
-            <w:proofErr w:type="spellEnd"/>
-            <w:r>
-              <w:rPr>
-                <w:rFonts w:ascii="TH SarabunPSK" w:hAnsi="TH SarabunPSK" w:cs="TH SarabunPSK" w:hint="cs"/>
-                <w:color w:val="auto"/>
-                <w:sz w:val="28"/>
-                <w:szCs w:val="28"/>
-              </w:rPr>
-              <w:t xml:space="preserve"> </w:t>
-            </w:r>
-            <w:proofErr w:type="spellStart"/>
-            <w:r>
-              <w:rPr>
-                <w:rFonts w:ascii="TH SarabunPSK" w:hAnsi="TH SarabunPSK" w:cs="TH SarabunPSK" w:hint="cs"/>
-                <w:color w:val="auto"/>
-                <w:sz w:val="28"/>
-                <w:szCs w:val="28"/>
-              </w:rPr>
-              <w:t>วัน</w:t>
-            </w:r>
-            <w:proofErr w:type="spellEnd"/>
-            <w:r>
-              <w:rPr>
-                <w:rFonts w:ascii="TH SarabunPSK" w:hAnsi="TH SarabunPSK" w:cs="TH SarabunPSK" w:hint="cs"/>
-                <w:color w:val="auto"/>
-                <w:sz w:val="28"/>
-                <w:szCs w:val="28"/>
-              </w:rPr>
-              <w:t xml:space="preserve"> </w:t>
-            </w:r>
-            <w:proofErr w:type="spellStart"/>
-            <w:r>
-              <w:rPr>
-                <w:rFonts w:ascii="TH SarabunPSK" w:hAnsi="TH SarabunPSK" w:cs="TH SarabunPSK" w:hint="cs"/>
-                <w:color w:val="auto"/>
-                <w:sz w:val="28"/>
-                <w:szCs w:val="28"/>
-              </w:rPr>
-              <w:t>เวลา</w:t>
-            </w:r>
-            <w:proofErr w:type="spellEnd"/>
-            <w:r>
-              <w:rPr>
-                <w:rFonts w:ascii="TH SarabunPSK" w:hAnsi="TH SarabunPSK" w:cs="TH SarabunPSK" w:hint="cs"/>
-                <w:color w:val="auto"/>
-                <w:sz w:val="28"/>
-                <w:szCs w:val="28"/>
-              </w:rPr>
-              <w:t xml:space="preserve"> </w:t>
-            </w:r>
-            <w:proofErr w:type="spellStart"/>
-            <w:r>
-              <w:rPr>
-                <w:rFonts w:ascii="TH SarabunPSK" w:hAnsi="TH SarabunPSK" w:cs="TH SarabunPSK" w:hint="cs"/>
-                <w:color w:val="auto"/>
-                <w:sz w:val="28"/>
-                <w:szCs w:val="28"/>
-              </w:rPr>
-              <w:t>จำนวน</w:t>
-            </w:r>
-            <w:proofErr w:type="spellEnd"/>
-            <w:r>
-              <w:rPr>
-                <w:rFonts w:ascii="TH SarabunPSK" w:hAnsi="TH SarabunPSK" w:cs="TH SarabunPSK" w:hint="cs"/>
-                <w:color w:val="auto"/>
-                <w:sz w:val="28"/>
-                <w:szCs w:val="28"/>
-              </w:rPr>
-              <w:t xml:space="preserve"> </w:t>
-            </w:r>
-            <w:proofErr w:type="spellStart"/>
-            <w:r>
-              <w:rPr>
-                <w:rFonts w:ascii="TH SarabunPSK" w:hAnsi="TH SarabunPSK" w:cs="TH SarabunPSK" w:hint="cs"/>
-                <w:color w:val="auto"/>
-                <w:sz w:val="28"/>
-                <w:szCs w:val="28"/>
-              </w:rPr>
-              <w:t>และเหตุผลก่อนอนุมัติ</w:t>
-            </w:r>
-            <w:proofErr w:type="spellEnd"/>
-          </w:p>
-        </w:tc>
-      </w:tr>
-      <w:tr>
-        <w:tc>
-          <w:tcPr>
-            <w:tcW w:w="2600" w:type="dxa"/>
-            <w:vAlign w:val="center"/>
-          </w:tcPr>
-          <w:p>
-            <w:pPr>
-              <w:pStyle w:val="TableBody"/>
-              <w:rPr>
-                <w:rFonts w:ascii="TH SarabunPSK" w:hAnsi="TH SarabunPSK" w:cs="TH SarabunPSK" w:hint="cs"/>
-                <w:color w:val="auto"/>
-                <w:sz w:val="28"/>
-                <w:szCs w:val="28"/>
-              </w:rPr>
-            </w:pPr>
-            <w:proofErr w:type="spellStart"/>
-            <w:r>
-              <w:rPr>
-                <w:rFonts w:ascii="TH SarabunPSK" w:hAnsi="TH SarabunPSK" w:cs="TH SarabunPSK" w:hint="cs"/>
-                <w:color w:val="auto"/>
-                <w:sz w:val="28"/>
-                <w:szCs w:val="28"/>
-              </w:rPr>
-              <w:t>ตรวจไฟล์แนบ</w:t>
-            </w:r>
-            <w:proofErr w:type="spellEnd"/>
-          </w:p>
-        </w:tc>
-        <w:tc>
-          <w:tcPr>
-            <w:tcW w:w="6760" w:type="dxa"/>
-            <w:vAlign w:val="center"/>
-          </w:tcPr>
-          <w:p>
-            <w:pPr>
-              <w:pStyle w:val="TableBody"/>
-              <w:rPr>
-                <w:rFonts w:ascii="TH SarabunPSK" w:hAnsi="TH SarabunPSK" w:cs="TH SarabunPSK" w:hint="cs"/>
-                <w:color w:val="auto"/>
-                <w:sz w:val="28"/>
-                <w:szCs w:val="28"/>
-              </w:rPr>
-            </w:pPr>
-            <w:proofErr w:type="spellStart"/>
-            <w:r>
-              <w:rPr>
-                <w:rFonts w:ascii="TH SarabunPSK" w:hAnsi="TH SarabunPSK" w:cs="TH SarabunPSK" w:hint="cs"/>
-                <w:color w:val="auto"/>
-                <w:sz w:val="28"/>
-                <w:szCs w:val="28"/>
-              </w:rPr>
-              <w:t>เปิดดูเอกสารประกอบเมื่อคำขอจำเป็นต้องมีหลักฐาน</w:t>
-            </w:r>
-            <w:proofErr w:type="spellEnd"/>
-          </w:p>
-        </w:tc>
-      </w:tr>
-      <w:tr>
-        <w:tc>
-          <w:tcPr>
-            <w:tcW w:w="2600" w:type="dxa"/>
-            <w:vAlign w:val="center"/>
-          </w:tcPr>
-          <w:p>
-            <w:pPr>
-              <w:pStyle w:val="TableBody"/>
-              <w:rPr>
-                <w:rFonts w:ascii="TH SarabunPSK" w:hAnsi="TH SarabunPSK" w:cs="TH SarabunPSK" w:hint="cs"/>
-                <w:color w:val="auto"/>
-                <w:sz w:val="28"/>
-                <w:szCs w:val="28"/>
-              </w:rPr>
-            </w:pPr>
-            <w:proofErr w:type="spellStart"/>
-            <w:r>
-              <w:rPr>
-                <w:rFonts w:ascii="TH SarabunPSK" w:hAnsi="TH SarabunPSK" w:cs="TH SarabunPSK" w:hint="cs"/>
-                <w:color w:val="auto"/>
-                <w:sz w:val="28"/>
-                <w:szCs w:val="28"/>
-              </w:rPr>
-              <w:t>ตรวจ</w:t>
-            </w:r>
-            <w:proofErr w:type="spellEnd"/>
-            <w:r>
-              <w:rPr>
-                <w:rFonts w:ascii="TH SarabunPSK" w:hAnsi="TH SarabunPSK" w:cs="TH SarabunPSK" w:hint="cs"/>
-                <w:color w:val="auto"/>
-                <w:sz w:val="28"/>
-                <w:szCs w:val="28"/>
-              </w:rPr>
-              <w:t xml:space="preserve"> workflow</w:t>
-            </w:r>
-          </w:p>
-        </w:tc>
-        <w:tc>
-          <w:tcPr>
-            <w:tcW w:w="6760" w:type="dxa"/>
-            <w:vAlign w:val="center"/>
-          </w:tcPr>
-          <w:p>
-            <w:pPr>
-              <w:pStyle w:val="TableBody"/>
-              <w:rPr>
-                <w:rFonts w:ascii="TH SarabunPSK" w:hAnsi="TH SarabunPSK" w:cs="TH SarabunPSK" w:hint="cs"/>
-                <w:color w:val="auto"/>
-                <w:sz w:val="28"/>
-                <w:szCs w:val="28"/>
-              </w:rPr>
-            </w:pPr>
-            <w:proofErr w:type="spellStart"/>
-            <w:r>
-              <w:rPr>
-                <w:rFonts w:ascii="TH SarabunPSK" w:hAnsi="TH SarabunPSK" w:cs="TH SarabunPSK" w:hint="cs"/>
-                <w:color w:val="auto"/>
-                <w:sz w:val="28"/>
-                <w:szCs w:val="28"/>
-              </w:rPr>
-              <w:t>ดำเนินการเฉพาะรายการที่ขึ้นว่า</w:t>
-            </w:r>
-            <w:proofErr w:type="spellEnd"/>
-            <w:r>
-              <w:rPr>
-                <w:rFonts w:ascii="TH SarabunPSK" w:hAnsi="TH SarabunPSK" w:cs="TH SarabunPSK" w:hint="cs"/>
-                <w:color w:val="auto"/>
-                <w:sz w:val="28"/>
-                <w:szCs w:val="28"/>
-              </w:rPr>
-              <w:t xml:space="preserve"> </w:t>
-            </w:r>
-            <w:proofErr w:type="spellStart"/>
-            <w:r>
-              <w:rPr>
-                <w:rFonts w:ascii="TH SarabunPSK" w:hAnsi="TH SarabunPSK" w:cs="TH SarabunPSK" w:hint="cs"/>
-                <w:color w:val="auto"/>
-                <w:sz w:val="28"/>
-                <w:szCs w:val="28"/>
-              </w:rPr>
-              <w:t>รอคุณอนุมัติ</w:t>
-            </w:r>
-            <w:proofErr w:type="spellEnd"/>
-          </w:p>
-        </w:tc>
-      </w:tr>
-      <w:tr>
-        <w:tc>
-          <w:tcPr>
-            <w:tcW w:w="2600" w:type="dxa"/>
-            <w:vAlign w:val="center"/>
-          </w:tcPr>
-          <w:p>
-            <w:pPr>
-              <w:pStyle w:val="TableBody"/>
-              <w:rPr>
-                <w:rFonts w:ascii="TH SarabunPSK" w:hAnsi="TH SarabunPSK" w:cs="TH SarabunPSK" w:hint="cs"/>
-                <w:color w:val="auto"/>
-                <w:sz w:val="28"/>
-                <w:szCs w:val="28"/>
-              </w:rPr>
-            </w:pPr>
-            <w:proofErr w:type="spellStart"/>
-            <w:r>
-              <w:rPr>
-                <w:rFonts w:ascii="TH SarabunPSK" w:hAnsi="TH SarabunPSK" w:cs="TH SarabunPSK" w:hint="cs"/>
-                <w:color w:val="auto"/>
-                <w:sz w:val="28"/>
-                <w:szCs w:val="28"/>
-              </w:rPr>
-              <w:t>หมายเหตุปฏิเสธ</w:t>
-            </w:r>
-            <w:proofErr w:type="spellEnd"/>
-          </w:p>
-        </w:tc>
-        <w:tc>
-          <w:tcPr>
-            <w:tcW w:w="6760" w:type="dxa"/>
-            <w:vAlign w:val="center"/>
-          </w:tcPr>
-          <w:p>
-            <w:pPr>
-              <w:pStyle w:val="TableBody"/>
-              <w:rPr>
-                <w:rFonts w:ascii="TH SarabunPSK" w:hAnsi="TH SarabunPSK" w:cs="TH SarabunPSK" w:hint="cs"/>
-                <w:color w:val="auto"/>
-                <w:sz w:val="28"/>
-                <w:szCs w:val="28"/>
-              </w:rPr>
-            </w:pPr>
-            <w:proofErr w:type="spellStart"/>
-            <w:r>
-              <w:rPr>
-                <w:rFonts w:ascii="TH SarabunPSK" w:hAnsi="TH SarabunPSK" w:cs="TH SarabunPSK" w:hint="cs"/>
-                <w:color w:val="auto"/>
-                <w:sz w:val="28"/>
-                <w:szCs w:val="28"/>
-              </w:rPr>
-              <w:t>ใส่เหตุผลที่ช่วยให้ผู้ขอแก้ไขได้</w:t>
-            </w:r>
-            <w:proofErr w:type="spellEnd"/>
-          </w:p>
-        </w:tc>
-      </w:tr>
-      <w:tr>
-        <w:tc>
-          <w:tcPr>
-            <w:tcW w:w="2600" w:type="dxa"/>
-            <w:vAlign w:val="center"/>
-          </w:tcPr>
-          <w:p>
-            <w:pPr>
-              <w:pStyle w:val="TableBody"/>
-              <w:rPr>
-                <w:rFonts w:ascii="TH SarabunPSK" w:hAnsi="TH SarabunPSK" w:cs="TH SarabunPSK" w:hint="cs"/>
-                <w:color w:val="auto"/>
-                <w:sz w:val="28"/>
-                <w:szCs w:val="28"/>
-              </w:rPr>
-            </w:pPr>
-            <w:r>
-              <w:rPr>
-                <w:rFonts w:ascii="TH SarabunPSK" w:hAnsi="TH SarabunPSK" w:cs="TH SarabunPSK" w:hint="cs"/>
-                <w:color w:val="auto"/>
-                <w:sz w:val="28"/>
-                <w:szCs w:val="28"/>
-              </w:rPr>
-              <w:t>Event</w:t>
-            </w:r>
-          </w:p>
-        </w:tc>
-        <w:tc>
-          <w:tcPr>
-            <w:tcW w:w="6760" w:type="dxa"/>
-            <w:vAlign w:val="center"/>
-          </w:tcPr>
-          <w:p>
-            <w:pPr>
-              <w:pStyle w:val="TableBody"/>
-              <w:rPr>
-                <w:rFonts w:ascii="TH SarabunPSK" w:hAnsi="TH SarabunPSK" w:cs="TH SarabunPSK" w:hint="cs"/>
-                <w:color w:val="auto"/>
-                <w:sz w:val="28"/>
-                <w:szCs w:val="28"/>
-              </w:rPr>
-            </w:pPr>
-            <w:proofErr w:type="spellStart"/>
-            <w:r>
-              <w:rPr>
-                <w:rFonts w:ascii="TH SarabunPSK" w:hAnsi="TH SarabunPSK" w:cs="TH SarabunPSK" w:hint="cs"/>
-                <w:color w:val="auto"/>
-                <w:sz w:val="28"/>
-                <w:szCs w:val="28"/>
-              </w:rPr>
-              <w:t>เลือกผู้เข้าร่วมให้ครบตามทีมที่รับผิดชอบ</w:t>
-            </w:r>
-            <w:proofErr w:type="spellEnd"/>
-          </w:p>
-        </w:tc>
-      </w:tr>
-    </w:tbl>
-    <w:p>
-      <w:pPr>
-        <w:spacing w:after="0"/>
-        <w:rPr>
-          <w:rFonts w:ascii="TH SarabunPSK" w:hAnsi="TH SarabunPSK" w:cs="TH SarabunPSK" w:hint="cs"/>
-          <w:color w:val="auto"/>
-          <w:sz w:val="28"/>
-          <w:szCs w:val="28"/>
-        </w:rPr>
-      </w:pPr>
     </w:p>
     <w:sectPr>
       <w:pgSz w:w="12240" w:h="15840"/>
